--- a/manuscript/Response_to_editor.docx
+++ b/manuscript/Response_to_editor.docx
@@ -3,22 +3,62 @@
 <w:document xmlns:wpc="http://schemas.microsoft.com/office/word/2010/wordprocessingCanvas" xmlns:cx="http://schemas.microsoft.com/office/drawing/2014/chartex" xmlns:cx1="http://schemas.microsoft.com/office/drawing/2015/9/8/chartex" xmlns:cx2="http://schemas.microsoft.com/office/drawing/2015/10/21/chartex" xmlns:cx3="http://schemas.microsoft.com/office/drawing/2016/5/9/chartex" xmlns:cx4="http://schemas.microsoft.com/office/drawing/2016/5/10/chartex" xmlns:cx5="http://schemas.microsoft.com/office/drawing/2016/5/11/chartex" xmlns:cx6="http://schemas.microsoft.com/office/drawing/2016/5/12/chartex" xmlns:cx7="http://schemas.microsoft.com/office/drawing/2016/5/13/chartex" xmlns:cx8="http://schemas.microsoft.com/office/drawing/2016/5/14/chartex" xmlns:mc="http://schemas.openxmlformats.org/markup-compatibility/2006" xmlns:aink="http://schemas.microsoft.com/office/drawing/2016/ink" xmlns:am3d="http://schemas.microsoft.com/office/drawing/2017/model3d" xmlns:o="urn:schemas-microsoft-com:office:office" xmlns:oel="http://schemas.microsoft.com/office/2019/extlst" xmlns:r="http://schemas.openxmlformats.org/officeDocument/2006/relationships" xmlns:m="http://schemas.openxmlformats.org/officeDocument/2006/math" xmlns:v="urn:schemas-microsoft-com:vml" xmlns:wp14="http://schemas.microsoft.com/office/word/2010/wordprocessingDrawing" xmlns:wp="http://schemas.openxmlformats.org/drawingml/2006/wordprocessingDrawing" xmlns:w10="urn:schemas-microsoft-com:office:word" xmlns:w="http://schemas.openxmlformats.org/wordprocessingml/2006/main" xmlns:w14="http://schemas.microsoft.com/office/word/2010/wordml" xmlns:w15="http://schemas.microsoft.com/office/word/2012/wordml" xmlns:w16cex="http://schemas.microsoft.com/office/word/2018/wordml/cex" xmlns:w16cid="http://schemas.microsoft.com/office/word/2016/wordml/cid" xmlns:w16="http://schemas.microsoft.com/office/word/2018/wordml" xmlns:w16du="http://schemas.microsoft.com/office/word/2023/wordml/word16du" xmlns:w16sdtdh="http://schemas.microsoft.com/office/word/2020/wordml/sdtdatahash" xmlns:w16sdtfl="http://schemas.microsoft.com/office/word/2024/wordml/sdtformatlock" xmlns:w16se="http://schemas.microsoft.com/office/word/2015/wordml/symex" xmlns:wpg="http://schemas.microsoft.com/office/word/2010/wordprocessingGroup" xmlns:wpi="http://schemas.microsoft.com/office/word/2010/wordprocessingInk" xmlns:wne="http://schemas.microsoft.com/office/word/2006/wordml" xmlns:wps="http://schemas.microsoft.com/office/word/2010/wordprocessingShape" mc:Ignorable="w14 w15 w16se w16cid w16 w16cex w16sdtdh w16sdtfl w16du wp14">
   <w:body>
     <w:p>
-      <w:r>
-        <w:t>COMMENTS TO THE AUTHOR:</w:t>
-      </w:r>
-      <w:r>
-        <w:t xml:space="preserve"> on version 2 of the manuscript</w:t>
-      </w:r>
-    </w:p>
-    <w:p/>
-    <w:p>
-      <w:r>
-        <w:t>Dear Dr. Raven,</w:t>
-      </w:r>
-    </w:p>
-    <w:p>
-      <w:r>
-        <w:t xml:space="preserve">Thank you for submitting your revised </w:t>
+      <w:pPr>
+        <w:spacing w:line="360" w:lineRule="auto"/>
+        <w:rPr>
+          <w:b/>
+          <w:bCs/>
+          <w:sz w:val="28"/>
+          <w:szCs w:val="28"/>
+        </w:rPr>
+      </w:pPr>
+      <w:r>
+        <w:rPr>
+          <w:b/>
+          <w:bCs/>
+          <w:sz w:val="28"/>
+          <w:szCs w:val="28"/>
+        </w:rPr>
+        <w:t>Response to the comments of the editor</w:t>
+      </w:r>
+    </w:p>
+    <w:p>
+      <w:pPr>
+        <w:spacing w:line="360" w:lineRule="auto"/>
+      </w:pPr>
+      <w:r>
+        <w:t xml:space="preserve">Dear Dr. </w:t>
+      </w:r>
+      <w:r>
+        <w:t>K</w:t>
+      </w:r>
+      <w:r>
+        <w:t>ovalenko</w:t>
+      </w:r>
+      <w:r>
+        <w:t>,</w:t>
+      </w:r>
+    </w:p>
+    <w:p>
+      <w:pPr>
+        <w:spacing w:line="360" w:lineRule="auto"/>
+        <w:rPr>
+          <w:color w:val="0070C0"/>
+        </w:rPr>
+      </w:pPr>
+      <w:r>
+        <w:rPr>
+          <w:color w:val="0070C0"/>
+        </w:rPr>
+        <w:t>We thank the editor for the constructive comments on version 2 of the manuscript. All comments have been addressed, and the corresponding changes are documented below with line numbers referring to the track-changes version of the revised manuscript (Manuscript_v3_track_changes.docx).</w:t>
+      </w:r>
+    </w:p>
+    <w:p>
+      <w:pPr>
+        <w:spacing w:line="360" w:lineRule="auto"/>
+      </w:pPr>
+      <w:r>
+        <w:t xml:space="preserve">Although I agree with reviewer's comment which led to this change, in some cases, removing habitat complexity leads to more confusing sentences (e.g., ln. 21 "Occupancy increased with shoreline habitat characteristics", here it may have been better to say "complexity" or "heterogeneity", otherwise need to explain - number of features? ln. 77-78 - not really that controversial in that context), as well as making this </w:t>
       </w:r>
       <w:proofErr w:type="spellStart"/>
       <w:r>
@@ -26,218 +66,2944 @@
       </w:r>
       <w:proofErr w:type="spellEnd"/>
       <w:r>
-        <w:t xml:space="preserve"> to our journal. I think most of reviewer comments have been addressed but I have a few remaining comments:</w:t>
-      </w:r>
-    </w:p>
-    <w:p/>
-    <w:p>
-      <w:r>
-        <w:t xml:space="preserve">Although I agree with reviewer's comment which led to this change, in some cases, removing habitat complexity leads to more confusing sentences (e.g., ln. 21 "Occupancy increased with shoreline habitat characteristics", here it may have been better to say "complexity" or "heterogeneity", otherwise need to explain - number of features? ln. 77-78 - not really that controversial in that context), as well as making this </w:t>
+        <w:t xml:space="preserve"> less relevant to our Special Issue actually.</w:t>
+      </w:r>
+    </w:p>
+    <w:p>
+      <w:pPr>
+        <w:spacing w:line="360" w:lineRule="auto"/>
+        <w:rPr>
+          <w:color w:val="0070C0"/>
+        </w:rPr>
+      </w:pPr>
+      <w:r>
+        <w:rPr>
+          <w:color w:val="0070C0"/>
+        </w:rPr>
+        <w:t>Response:</w:t>
+      </w:r>
+      <w:r>
+        <w:rPr>
+          <w:color w:val="0070C0"/>
+        </w:rPr>
+        <w:t xml:space="preserve"> </w:t>
+      </w:r>
+      <w:r>
+        <w:rPr>
+          <w:color w:val="0070C0"/>
+        </w:rPr>
+        <w:t xml:space="preserve">We </w:t>
+      </w:r>
+      <w:r>
+        <w:rPr>
+          <w:color w:val="0070C0"/>
+        </w:rPr>
+        <w:t>r</w:t>
+      </w:r>
+      <w:r>
+        <w:rPr>
+          <w:color w:val="0070C0"/>
+        </w:rPr>
+        <w:t>einstated</w:t>
+      </w:r>
+      <w:r>
+        <w:rPr>
+          <w:color w:val="0070C0"/>
+        </w:rPr>
+        <w:t xml:space="preserve"> the term habitat complexity on locations where it makes the contexts better. </w:t>
+      </w:r>
+      <w:r>
+        <w:rPr>
+          <w:color w:val="0070C0"/>
+        </w:rPr>
+        <w:t xml:space="preserve">This </w:t>
+      </w:r>
+      <w:r>
+        <w:rPr>
+          <w:color w:val="0070C0"/>
+        </w:rPr>
+        <w:t>now</w:t>
+      </w:r>
+      <w:r>
+        <w:rPr>
+          <w:color w:val="0070C0"/>
+        </w:rPr>
+        <w:t xml:space="preserve"> reads (lines </w:t>
+      </w:r>
+      <w:r>
+        <w:rPr>
+          <w:color w:val="0070C0"/>
+        </w:rPr>
+        <w:t>21</w:t>
+      </w:r>
+      <w:r>
+        <w:rPr>
+          <w:color w:val="0070C0"/>
+        </w:rPr>
+        <w:t>-</w:t>
+      </w:r>
+      <w:r>
+        <w:rPr>
+          <w:color w:val="0070C0"/>
+        </w:rPr>
+        <w:t>22</w:t>
+      </w:r>
+      <w:r>
+        <w:rPr>
+          <w:color w:val="0070C0"/>
+        </w:rPr>
+        <w:t>): “</w:t>
+      </w:r>
+      <w:r>
+        <w:rPr>
+          <w:color w:val="0070C0"/>
+        </w:rPr>
+        <w:t>Kōura occupancy increased with shoreline habitat complexity, particularly coarser substrate types and greater riparian vegetation cover.</w:t>
+      </w:r>
+      <w:r>
+        <w:rPr>
+          <w:color w:val="0070C0"/>
+        </w:rPr>
+        <w:t>”</w:t>
+      </w:r>
+    </w:p>
+    <w:p>
+      <w:pPr>
+        <w:spacing w:line="360" w:lineRule="auto"/>
+        <w:rPr>
+          <w:color w:val="0070C0"/>
+        </w:rPr>
+      </w:pPr>
+      <w:r>
+        <w:rPr>
+          <w:color w:val="0070C0"/>
+        </w:rPr>
+        <w:t xml:space="preserve">And (lines </w:t>
+      </w:r>
+      <w:r>
+        <w:rPr>
+          <w:color w:val="0070C0"/>
+        </w:rPr>
+        <w:t>7</w:t>
+      </w:r>
+      <w:r>
+        <w:rPr>
+          <w:color w:val="0070C0"/>
+        </w:rPr>
+        <w:t>6</w:t>
+      </w:r>
+      <w:r>
+        <w:rPr>
+          <w:color w:val="0070C0"/>
+        </w:rPr>
+        <w:t>-</w:t>
+      </w:r>
+      <w:r>
+        <w:rPr>
+          <w:color w:val="0070C0"/>
+        </w:rPr>
+        <w:t>8</w:t>
+      </w:r>
+      <w:r>
+        <w:rPr>
+          <w:color w:val="0070C0"/>
+        </w:rPr>
+        <w:t>0</w:t>
+      </w:r>
+      <w:r>
+        <w:rPr>
+          <w:color w:val="0070C0"/>
+        </w:rPr>
+        <w:t>): “</w:t>
+      </w:r>
+      <w:r>
+        <w:rPr>
+          <w:color w:val="0070C0"/>
+        </w:rPr>
+        <w:t>Previous research in stream environments has shown that kōura preferentially occupy structurally complex habitats characterised by bank undercuts, woody debris, leaf litter, boulders and low flow velocities (</w:t>
+      </w:r>
+      <w:r>
+        <w:rPr>
+          <w:color w:val="0070C0"/>
+          <w:lang w:val="en-NZ"/>
+        </w:rPr>
+        <w:t>Usio &amp; Townsend, 2000; Parkyn &amp; Collier, 2004; Jowett et al., 2008; Parkyn et al., 2009</w:t>
+      </w:r>
+      <w:r>
+        <w:rPr>
+          <w:color w:val="0070C0"/>
+        </w:rPr>
+        <w:t>).</w:t>
+      </w:r>
+      <w:r>
+        <w:rPr>
+          <w:color w:val="0070C0"/>
+        </w:rPr>
+        <w:t>”</w:t>
+      </w:r>
+    </w:p>
+    <w:p>
+      <w:pPr>
+        <w:spacing w:line="360" w:lineRule="auto"/>
+      </w:pPr>
+      <w:r>
+        <w:t xml:space="preserve">A couple of more major issues: these complex </w:t>
+      </w:r>
+      <w:proofErr w:type="gramStart"/>
+      <w:r>
+        <w:t>models</w:t>
+      </w:r>
+      <w:proofErr w:type="gramEnd"/>
+      <w:r>
+        <w:t xml:space="preserve"> obscure high uncertainty, in particular with respect to emergent native vegetation. There was a very small proportion of sites with any vegetation so possibly not enough and this needs to be discussed as a limitation. </w:t>
+      </w:r>
+    </w:p>
+    <w:p>
+      <w:pPr>
+        <w:spacing w:line="360" w:lineRule="auto"/>
+        <w:rPr>
+          <w:color w:val="0070C0"/>
+        </w:rPr>
+      </w:pPr>
+      <w:r>
+        <w:rPr>
+          <w:color w:val="0070C0"/>
+        </w:rPr>
+        <w:t xml:space="preserve">Response: </w:t>
+      </w:r>
+      <w:r>
+        <w:rPr>
+          <w:color w:val="0070C0"/>
+        </w:rPr>
+        <w:t>I</w:t>
+      </w:r>
+      <w:r>
+        <w:rPr>
+          <w:color w:val="0070C0"/>
+        </w:rPr>
+        <w:t xml:space="preserve">n </w:t>
+      </w:r>
+      <w:r>
+        <w:rPr>
+          <w:color w:val="0070C0"/>
+        </w:rPr>
+        <w:t xml:space="preserve">the </w:t>
+      </w:r>
+      <w:r>
+        <w:rPr>
+          <w:color w:val="0070C0"/>
+        </w:rPr>
+        <w:t>discussion</w:t>
+      </w:r>
+      <w:r>
+        <w:rPr>
+          <w:color w:val="0070C0"/>
+        </w:rPr>
+        <w:t>,</w:t>
+      </w:r>
+      <w:r>
+        <w:rPr>
+          <w:color w:val="0070C0"/>
+        </w:rPr>
+        <w:t xml:space="preserve"> </w:t>
+      </w:r>
+      <w:r>
+        <w:rPr>
+          <w:color w:val="0070C0"/>
+        </w:rPr>
+        <w:t>this limitation is now discussed</w:t>
+      </w:r>
+      <w:r>
+        <w:rPr>
+          <w:color w:val="0070C0"/>
+        </w:rPr>
+        <w:t xml:space="preserve"> for </w:t>
+      </w:r>
+      <w:r>
+        <w:rPr>
+          <w:color w:val="0070C0"/>
+        </w:rPr>
+        <w:t>emergent macrophyte cover as temperature</w:t>
+      </w:r>
+      <w:r>
+        <w:rPr>
+          <w:color w:val="0070C0"/>
+        </w:rPr>
+        <w:t xml:space="preserve">. </w:t>
+      </w:r>
+      <w:r>
+        <w:rPr>
+          <w:color w:val="0070C0"/>
+        </w:rPr>
+        <w:t xml:space="preserve">Which now reads (lines </w:t>
+      </w:r>
+      <w:r>
+        <w:rPr>
+          <w:color w:val="0070C0"/>
+        </w:rPr>
+        <w:t>39</w:t>
+      </w:r>
+      <w:r>
+        <w:rPr>
+          <w:color w:val="0070C0"/>
+        </w:rPr>
+        <w:t>4</w:t>
+      </w:r>
+      <w:r>
+        <w:rPr>
+          <w:color w:val="0070C0"/>
+        </w:rPr>
+        <w:t>-</w:t>
+      </w:r>
+      <w:r>
+        <w:rPr>
+          <w:color w:val="0070C0"/>
+        </w:rPr>
+        <w:t>400</w:t>
+      </w:r>
+      <w:r>
+        <w:rPr>
+          <w:color w:val="0070C0"/>
+        </w:rPr>
+        <w:t>): “</w:t>
+      </w:r>
+      <w:r>
+        <w:rPr>
+          <w:color w:val="0070C0"/>
+        </w:rPr>
+        <w:t>However, the negative association between emergent native macrophytes and kōura abundance and biomass should be interpreted with caution. Only 15 of 60 sites had emergent macrophyte cover and in the CPUE and BPUE models this was 7 of 33 positive sites, meaning model estimates for this predictor carry greater uncertainty than the smooth term confidence intervals suggest. That a consistent negative effect was nonetheless detected across both CPUE and BPUE models suggests the relationship is ecologically meaningful despite the limited representation of this habitat type in the dataset.</w:t>
+      </w:r>
+      <w:r>
+        <w:rPr>
+          <w:color w:val="0070C0"/>
+        </w:rPr>
+        <w:t>”</w:t>
+      </w:r>
+    </w:p>
+    <w:p>
+      <w:pPr>
+        <w:spacing w:line="360" w:lineRule="auto"/>
+      </w:pPr>
+      <w:r>
+        <w:t xml:space="preserve">Some raw data has been added to the SI, but overall the concern about lack of raw data still remains unaddressed: where are the raw data plots for key results presented in the abstract (riparian </w:t>
+      </w:r>
+      <w:r>
+        <w:lastRenderedPageBreak/>
+        <w:t>vegetation, coarser substrate) and in hypotheses (invasive submerged weed beds, which by the way should be "invasive submerged macrophytes")? Please present scatterplots of all raw variables examined (as a faceted plot this could even be condensed to a single page).</w:t>
+      </w:r>
+    </w:p>
+    <w:p>
+      <w:pPr>
+        <w:spacing w:line="360" w:lineRule="auto"/>
+        <w:rPr>
+          <w:color w:val="0070C0"/>
+        </w:rPr>
+      </w:pPr>
+      <w:r>
+        <w:rPr>
+          <w:color w:val="0070C0"/>
+        </w:rPr>
+        <w:t>Response:</w:t>
+      </w:r>
+      <w:r>
+        <w:rPr>
+          <w:color w:val="0070C0"/>
+        </w:rPr>
+        <w:t xml:space="preserve"> </w:t>
+      </w:r>
+      <w:r>
+        <w:rPr>
+          <w:color w:val="0070C0"/>
+        </w:rPr>
+        <w:t>A</w:t>
+      </w:r>
+      <w:r>
+        <w:rPr>
+          <w:color w:val="0070C0"/>
+        </w:rPr>
+        <w:t xml:space="preserve">ll raw data has been </w:t>
+      </w:r>
+      <w:r>
+        <w:rPr>
+          <w:color w:val="0070C0"/>
+        </w:rPr>
+        <w:t>plotted</w:t>
+      </w:r>
+      <w:r>
+        <w:rPr>
+          <w:color w:val="0070C0"/>
+        </w:rPr>
+        <w:t xml:space="preserve"> in Fig. S2 to show </w:t>
+      </w:r>
+      <w:r>
+        <w:rPr>
+          <w:color w:val="0070C0"/>
+        </w:rPr>
+        <w:t>all variables against the occurrence, CPUE and BPUE.</w:t>
+      </w:r>
+      <w:r>
+        <w:rPr>
+          <w:color w:val="0070C0"/>
+        </w:rPr>
+        <w:t xml:space="preserve"> </w:t>
+      </w:r>
+      <w:r>
+        <w:rPr>
+          <w:color w:val="0070C0"/>
+        </w:rPr>
+        <w:t xml:space="preserve">The terms vegetation and </w:t>
+      </w:r>
+      <w:r>
+        <w:rPr>
+          <w:color w:val="0070C0"/>
+        </w:rPr>
+        <w:t>weed beds have been updated throughout the manuscript.</w:t>
+      </w:r>
+    </w:p>
+    <w:p>
+      <w:pPr>
+        <w:spacing w:line="360" w:lineRule="auto"/>
+      </w:pPr>
+      <w:r>
+        <w:t>Other comments, ln. numbers refer to the Track changes version of the document:</w:t>
+      </w:r>
+    </w:p>
+    <w:p>
+      <w:pPr>
+        <w:spacing w:line="360" w:lineRule="auto"/>
+      </w:pPr>
+      <w:r>
+        <w:t>ln. 24-25 Water chemistry variables, pH and conductivity and pH, were positively related to kōura presence" Two issues with this sentence, koura presence may have been correlated with pH and conductivity, not the other way around, and either list the water chemistry variables (if you mean other than pH and conductivity) or remove.</w:t>
+      </w:r>
+    </w:p>
+    <w:p>
+      <w:pPr>
+        <w:spacing w:line="360" w:lineRule="auto"/>
+        <w:rPr>
+          <w:color w:val="0070C0"/>
+        </w:rPr>
+      </w:pPr>
+      <w:r>
+        <w:rPr>
+          <w:color w:val="0070C0"/>
+        </w:rPr>
+        <w:t xml:space="preserve">Response: </w:t>
+      </w:r>
+      <w:r>
+        <w:rPr>
+          <w:color w:val="0070C0"/>
+        </w:rPr>
+        <w:t>R</w:t>
+      </w:r>
+      <w:r>
+        <w:rPr>
+          <w:color w:val="0070C0"/>
+        </w:rPr>
+        <w:t xml:space="preserve">elated has been updated to correlated and the </w:t>
+      </w:r>
+      <w:r>
+        <w:rPr>
+          <w:color w:val="0070C0"/>
+        </w:rPr>
+        <w:t xml:space="preserve">conductivity has been removed from the abstract as </w:t>
+      </w:r>
+      <w:r>
+        <w:rPr>
+          <w:color w:val="0070C0"/>
+        </w:rPr>
+        <w:t>uncertainty</w:t>
+      </w:r>
+      <w:r>
+        <w:rPr>
+          <w:color w:val="0070C0"/>
+        </w:rPr>
+        <w:t xml:space="preserve"> was higher see </w:t>
+      </w:r>
+      <w:r>
+        <w:rPr>
+          <w:color w:val="0070C0"/>
+        </w:rPr>
+        <w:t xml:space="preserve">discussion. </w:t>
+      </w:r>
+      <w:r>
+        <w:rPr>
+          <w:color w:val="0070C0"/>
+        </w:rPr>
+        <w:t xml:space="preserve">Which now reads (lines </w:t>
+      </w:r>
+      <w:r>
+        <w:rPr>
+          <w:color w:val="0070C0"/>
+        </w:rPr>
+        <w:t>24</w:t>
+      </w:r>
+      <w:r>
+        <w:rPr>
+          <w:color w:val="0070C0"/>
+        </w:rPr>
+        <w:t>-</w:t>
+      </w:r>
+      <w:r>
+        <w:rPr>
+          <w:color w:val="0070C0"/>
+        </w:rPr>
+        <w:t>26</w:t>
+      </w:r>
+      <w:r>
+        <w:rPr>
+          <w:color w:val="0070C0"/>
+        </w:rPr>
+        <w:t>): “</w:t>
+      </w:r>
+      <w:r>
+        <w:rPr>
+          <w:color w:val="0070C0"/>
+        </w:rPr>
+        <w:t>pH was positively correlated with kōura abundance</w:t>
+      </w:r>
+      <w:r>
+        <w:rPr>
+          <w:color w:val="0070C0"/>
+        </w:rPr>
+        <w:t xml:space="preserve"> </w:t>
+      </w:r>
+      <w:r>
+        <w:rPr>
+          <w:color w:val="0070C0"/>
+        </w:rPr>
+        <w:t>and biomass.</w:t>
+      </w:r>
+      <w:r>
+        <w:rPr>
+          <w:color w:val="0070C0"/>
+        </w:rPr>
+        <w:t>”</w:t>
+      </w:r>
+    </w:p>
+    <w:p>
+      <w:pPr>
+        <w:spacing w:line="360" w:lineRule="auto"/>
+      </w:pPr>
+      <w:r>
+        <w:t>ln. 55 very minor, but round numbers to the same decimal (80 and 96% here seems reasonable)</w:t>
+      </w:r>
+    </w:p>
+    <w:p>
+      <w:pPr>
+        <w:spacing w:line="360" w:lineRule="auto"/>
+        <w:rPr>
+          <w:color w:val="0070C0"/>
+        </w:rPr>
+      </w:pPr>
+      <w:r>
+        <w:rPr>
+          <w:color w:val="0070C0"/>
+        </w:rPr>
+        <w:t>Response:</w:t>
+      </w:r>
+      <w:r>
+        <w:rPr>
+          <w:color w:val="0070C0"/>
+        </w:rPr>
+        <w:t xml:space="preserve"> </w:t>
+      </w:r>
+      <w:r>
+        <w:rPr>
+          <w:color w:val="0070C0"/>
+        </w:rPr>
+        <w:t>Round numbers have been used.</w:t>
+      </w:r>
+    </w:p>
+    <w:p>
+      <w:pPr>
+        <w:spacing w:line="360" w:lineRule="auto"/>
+      </w:pPr>
+      <w:r>
+        <w:t xml:space="preserve">ln. 59 </w:t>
+      </w:r>
+      <w:proofErr w:type="gramStart"/>
+      <w:r>
+        <w:t>non-native</w:t>
+      </w:r>
+      <w:proofErr w:type="gramEnd"/>
+      <w:r>
+        <w:t xml:space="preserve"> (or "invasive" if "non-native, established and spreading" e.g. Havel et al.) instead of "introduced" is a more consistent/widely accepted term</w:t>
+      </w:r>
+    </w:p>
+    <w:p>
+      <w:pPr>
+        <w:spacing w:line="360" w:lineRule="auto"/>
+        <w:rPr>
+          <w:color w:val="0070C0"/>
+        </w:rPr>
+      </w:pPr>
+      <w:r>
+        <w:rPr>
+          <w:color w:val="0070C0"/>
+        </w:rPr>
+        <w:t>Response:</w:t>
+      </w:r>
+      <w:r>
+        <w:rPr>
+          <w:color w:val="0070C0"/>
+        </w:rPr>
+        <w:t xml:space="preserve"> </w:t>
+      </w:r>
+      <w:r>
+        <w:rPr>
+          <w:color w:val="0070C0"/>
+        </w:rPr>
+        <w:t>I</w:t>
+      </w:r>
+      <w:r>
+        <w:rPr>
+          <w:color w:val="0070C0"/>
+        </w:rPr>
+        <w:t xml:space="preserve">ntroduced has been replaced with invasive as </w:t>
+      </w:r>
+      <w:r>
+        <w:rPr>
+          <w:color w:val="0070C0"/>
+        </w:rPr>
+        <w:t>has been established and is spreading.</w:t>
+      </w:r>
+    </w:p>
+    <w:p>
+      <w:pPr>
+        <w:spacing w:line="360" w:lineRule="auto"/>
+      </w:pPr>
+      <w:r>
+        <w:t xml:space="preserve">ln. 61 cite as </w:t>
       </w:r>
       <w:proofErr w:type="spellStart"/>
       <w:r>
-        <w:t>ms</w:t>
+        <w:t>pers.comm</w:t>
       </w:r>
       <w:proofErr w:type="spellEnd"/>
       <w:r>
-        <w:t xml:space="preserve"> less relevant to our Special Issue actually.</w:t>
-      </w:r>
-    </w:p>
-    <w:p/>
-    <w:p>
-      <w:r>
-        <w:t xml:space="preserve">A couple of more major issues: these complex </w:t>
+        <w:t xml:space="preserve">. not "in review" (unless available as a preprint with DOI) or unless you are expecting DOI prior to this </w:t>
       </w:r>
       <w:proofErr w:type="gramStart"/>
       <w:r>
-        <w:t>models</w:t>
+        <w:t>manuscripts</w:t>
       </w:r>
       <w:proofErr w:type="gramEnd"/>
       <w:r>
-        <w:t xml:space="preserve"> obscure high uncertainty, in particular with respect to emergent native vegetation. There was a very small proportion of sites with any vegetation so possibly not enough and this needs to be discussed as a limitation. </w:t>
-      </w:r>
-    </w:p>
-    <w:p/>
-    <w:p>
-      <w:r>
-        <w:t>Some raw data has been added to the SI, but overall the concern about lack of raw data still remains unaddressed: where are the raw data plots for key results presented in the abstract (riparian vegetation, coarser substrate) and in hypotheses (invasive submerged weed beds, which by the way should be "invasive submerged macrophytes")? Please present scatterplots  of all raw variables examined (as a faceted plot this could even be condensed to a single page).</w:t>
-      </w:r>
-    </w:p>
-    <w:p/>
-    <w:p>
-      <w:r>
-        <w:t>Other comments, ln. numbers refer to the Track changes version of the document:</w:t>
-      </w:r>
-    </w:p>
-    <w:p/>
-    <w:p>
-      <w:r>
-        <w:t>ln. 24-25 Water chemistry variables, pH and conductivity and pH, were positively related to kōura presence" Two issues with this sentence, koura presence may have been correlated with pH and conductivity, not the other way around, and either list the water chemistry variables (if you mean other than pH and conductivity) or remove.</w:t>
-      </w:r>
-    </w:p>
-    <w:p/>
-    <w:p>
-      <w:r>
-        <w:t>ln. 55 very minor, but round numbers to the same decimal (80 and 96% here seems reasonable)</w:t>
-      </w:r>
-    </w:p>
-    <w:p/>
-    <w:p>
-      <w:r>
-        <w:t xml:space="preserve">ln. 59 </w:t>
+        <w:t xml:space="preserve"> proofs</w:t>
+      </w:r>
+    </w:p>
+    <w:p>
+      <w:pPr>
+        <w:spacing w:line="360" w:lineRule="auto"/>
+        <w:rPr>
+          <w:color w:val="0070C0"/>
+        </w:rPr>
+      </w:pPr>
+      <w:r>
+        <w:rPr>
+          <w:color w:val="0070C0"/>
+        </w:rPr>
+        <w:t xml:space="preserve">Response: </w:t>
+      </w:r>
+      <w:r>
+        <w:rPr>
+          <w:color w:val="0070C0"/>
+        </w:rPr>
+        <w:t>T</w:t>
+      </w:r>
+      <w:r>
+        <w:rPr>
+          <w:color w:val="0070C0"/>
+        </w:rPr>
+        <w:t>he manuscript has since been accepted</w:t>
+      </w:r>
+      <w:r>
+        <w:rPr>
+          <w:color w:val="0070C0"/>
+        </w:rPr>
+        <w:t xml:space="preserve"> in </w:t>
+      </w:r>
+      <w:r>
+        <w:rPr>
+          <w:i/>
+          <w:iCs/>
+          <w:color w:val="0070C0"/>
+        </w:rPr>
+        <w:t xml:space="preserve">Biological </w:t>
       </w:r>
       <w:proofErr w:type="gramStart"/>
       <w:r>
-        <w:t>non-native</w:t>
+        <w:rPr>
+          <w:i/>
+          <w:iCs/>
+          <w:color w:val="0070C0"/>
+        </w:rPr>
+        <w:t>Invasions</w:t>
       </w:r>
       <w:proofErr w:type="gramEnd"/>
       <w:r>
-        <w:t xml:space="preserve"> (or "invasive" if "non-native, established and spreading" e.g. Havel et al.) instead of "introduced" is a more consistent/widely accepted term</w:t>
-      </w:r>
-    </w:p>
-    <w:p/>
-    <w:p>
-      <w:r>
-        <w:t xml:space="preserve">ln. 61 cite as </w:t>
+        <w:rPr>
+          <w:color w:val="0070C0"/>
+        </w:rPr>
+        <w:t xml:space="preserve"> and the reference will be updated with the DOI prior to proofs.</w:t>
+      </w:r>
+    </w:p>
+    <w:p>
+      <w:pPr>
+        <w:spacing w:line="360" w:lineRule="auto"/>
+      </w:pPr>
+      <w:r>
+        <w:t>ln. 84 invasive rainbow trout, correct?</w:t>
+      </w:r>
+    </w:p>
+    <w:p>
+      <w:pPr>
+        <w:spacing w:line="360" w:lineRule="auto"/>
+        <w:rPr>
+          <w:color w:val="0070C0"/>
+        </w:rPr>
+      </w:pPr>
+      <w:r>
+        <w:rPr>
+          <w:color w:val="0070C0"/>
+        </w:rPr>
+        <w:t>Response:</w:t>
+      </w:r>
+      <w:r>
+        <w:rPr>
+          <w:color w:val="0070C0"/>
+        </w:rPr>
+        <w:t xml:space="preserve"> </w:t>
+      </w:r>
+      <w:r>
+        <w:rPr>
+          <w:color w:val="0070C0"/>
+        </w:rPr>
+        <w:t xml:space="preserve">Trout are </w:t>
+      </w:r>
+      <w:r>
+        <w:rPr>
+          <w:color w:val="0070C0"/>
+        </w:rPr>
+        <w:t xml:space="preserve">non-native to </w:t>
+      </w:r>
+      <w:r>
+        <w:rPr>
+          <w:color w:val="0070C0"/>
+        </w:rPr>
+        <w:t>New Zealand,</w:t>
+      </w:r>
+      <w:r>
+        <w:rPr>
+          <w:color w:val="0070C0"/>
+        </w:rPr>
+        <w:t xml:space="preserve"> but as protected sport fish </w:t>
+      </w:r>
+      <w:r>
+        <w:rPr>
+          <w:color w:val="0070C0"/>
+        </w:rPr>
+        <w:t>not listed as invasive species therefore chosen to</w:t>
+      </w:r>
+      <w:r>
+        <w:rPr>
+          <w:color w:val="0070C0"/>
+        </w:rPr>
+        <w:t xml:space="preserve"> use</w:t>
+      </w:r>
+      <w:r>
+        <w:rPr>
+          <w:color w:val="0070C0"/>
+        </w:rPr>
+        <w:t xml:space="preserve"> non-native rainbow trout.</w:t>
+      </w:r>
+    </w:p>
+    <w:p>
+      <w:pPr>
+        <w:spacing w:line="360" w:lineRule="auto"/>
+      </w:pPr>
+      <w:r>
+        <w:t xml:space="preserve">ln. 105 Study location could use a bit more information about the climate/zone, ecosystem type, type of vegetation on the shoreline, lake trophic status, depth range (even if also reported in a table). The readers should be able to visualize lakes at least approximately (deep or shallow, clear or </w:t>
+      </w:r>
+      <w:r>
+        <w:lastRenderedPageBreak/>
+        <w:t>eutrophic, stratified or not, freezing in the winter or not etc), instead some of this is not mentioned until Discussion</w:t>
+      </w:r>
+    </w:p>
+    <w:p>
+      <w:pPr>
+        <w:spacing w:line="360" w:lineRule="auto"/>
+        <w:rPr>
+          <w:color w:val="0070C0"/>
+        </w:rPr>
+      </w:pPr>
+      <w:r>
+        <w:rPr>
+          <w:color w:val="0070C0"/>
+        </w:rPr>
+        <w:t xml:space="preserve">Response: </w:t>
+      </w:r>
+      <w:r>
+        <w:rPr>
+          <w:color w:val="0070C0"/>
+        </w:rPr>
+        <w:t xml:space="preserve">Additional </w:t>
+      </w:r>
+      <w:r>
+        <w:rPr>
+          <w:color w:val="0070C0"/>
+        </w:rPr>
+        <w:t xml:space="preserve">information of the lakes has been added also </w:t>
+      </w:r>
+      <w:r>
+        <w:rPr>
+          <w:color w:val="0070C0"/>
+        </w:rPr>
+        <w:t xml:space="preserve">Table 1 was extended with shoreline composition information. </w:t>
+      </w:r>
+      <w:r>
+        <w:rPr>
+          <w:color w:val="0070C0"/>
+        </w:rPr>
+        <w:t xml:space="preserve">Which now reads (lines </w:t>
+      </w:r>
+      <w:r>
+        <w:rPr>
+          <w:color w:val="0070C0"/>
+        </w:rPr>
+        <w:t>10</w:t>
+      </w:r>
+      <w:r>
+        <w:rPr>
+          <w:color w:val="0070C0"/>
+        </w:rPr>
+        <w:t>3</w:t>
+      </w:r>
+      <w:r>
+        <w:rPr>
+          <w:color w:val="0070C0"/>
+        </w:rPr>
+        <w:t>-</w:t>
+      </w:r>
+      <w:r>
+        <w:rPr>
+          <w:color w:val="0070C0"/>
+        </w:rPr>
+        <w:t>111</w:t>
+      </w:r>
+      <w:r>
+        <w:rPr>
+          <w:color w:val="0070C0"/>
+        </w:rPr>
+        <w:t>): “</w:t>
+      </w:r>
+      <w:r>
+        <w:rPr>
+          <w:color w:val="0070C0"/>
+        </w:rPr>
+        <w:t>Study sites were selected in five lakes located in the Rotorua Te Arawa Lakes area in the North Island of Aotearoa. The Lakes Rotorua, Rotoiti, Rotoehu, Rotomā, and Ōkāreka are located on a warm- temperate volcanic plateau (280-355 m) where winters are mild</w:t>
+      </w:r>
+      <w:r>
+        <w:rPr>
+          <w:color w:val="0070C0"/>
+        </w:rPr>
+        <w:t xml:space="preserve"> and </w:t>
+      </w:r>
+      <w:r>
+        <w:rPr>
+          <w:color w:val="0070C0"/>
+        </w:rPr>
+        <w:t>year-round</w:t>
+      </w:r>
+      <w:r>
+        <w:rPr>
+          <w:color w:val="0070C0"/>
+        </w:rPr>
+        <w:t xml:space="preserve"> </w:t>
+      </w:r>
+      <w:r>
+        <w:rPr>
+          <w:color w:val="0070C0"/>
+        </w:rPr>
+        <w:t xml:space="preserve">temperatures </w:t>
+      </w:r>
+      <w:r>
+        <w:rPr>
+          <w:color w:val="0070C0"/>
+        </w:rPr>
+        <w:t xml:space="preserve">typically </w:t>
+      </w:r>
+      <w:r>
+        <w:rPr>
+          <w:color w:val="0070C0"/>
+        </w:rPr>
+        <w:t>varies from 4°C to 24°C</w:t>
+      </w:r>
+      <w:r>
+        <w:rPr>
+          <w:color w:val="0070C0"/>
+        </w:rPr>
+        <w:t>. The lakes span a wide range of morphometric and trophic conditions from shallow polymictic eutrophic systems (Rotoehu, maximum depth 14 m) to deep stratified oligotrophic lakes (Rotomā, maximum depth 83 m). Shorelines are characterised by a mix of native riparian vegetation, exotic pasture, and low-density residential development, with several lakes also supporting stands of emergent macrophytes. Detailed lake characteristics and shoreline composition are summarised in Table 1.</w:t>
+      </w:r>
+      <w:r>
+        <w:rPr>
+          <w:color w:val="0070C0"/>
+        </w:rPr>
+        <w:t>”</w:t>
+      </w:r>
+    </w:p>
+    <w:p>
+      <w:pPr>
+        <w:spacing w:line="360" w:lineRule="auto"/>
+      </w:pPr>
+      <w:r>
+        <w:t xml:space="preserve">ln. 109-110 </w:t>
+      </w:r>
+      <w:proofErr w:type="gramStart"/>
+      <w:r>
+        <w:t>this circles</w:t>
+      </w:r>
+      <w:proofErr w:type="gramEnd"/>
+      <w:r>
+        <w:t xml:space="preserve"> back to ln. 59-60. Was it meant to?</w:t>
+      </w:r>
+    </w:p>
+    <w:p>
+      <w:pPr>
+        <w:spacing w:line="360" w:lineRule="auto"/>
+        <w:rPr>
+          <w:color w:val="0070C0"/>
+        </w:rPr>
+      </w:pPr>
+      <w:r>
+        <w:rPr>
+          <w:color w:val="0070C0"/>
+        </w:rPr>
+        <w:t xml:space="preserve">Response: </w:t>
+      </w:r>
+      <w:r>
+        <w:rPr>
+          <w:color w:val="0070C0"/>
+        </w:rPr>
+        <w:t>R</w:t>
+      </w:r>
+      <w:r>
+        <w:rPr>
+          <w:color w:val="0070C0"/>
+        </w:rPr>
+        <w:t xml:space="preserve">ewrote sentence to reduce repetition with </w:t>
+      </w:r>
+      <w:r>
+        <w:rPr>
+          <w:color w:val="0070C0"/>
+        </w:rPr>
+        <w:t xml:space="preserve">section in introduction. </w:t>
+      </w:r>
+      <w:r>
+        <w:rPr>
+          <w:color w:val="0070C0"/>
+        </w:rPr>
+        <w:t xml:space="preserve">Which now reads (lines </w:t>
+      </w:r>
+      <w:r>
+        <w:rPr>
+          <w:color w:val="0070C0"/>
+        </w:rPr>
+        <w:t>112</w:t>
+      </w:r>
+      <w:r>
+        <w:rPr>
+          <w:color w:val="0070C0"/>
+        </w:rPr>
+        <w:t>-</w:t>
+      </w:r>
+      <w:r>
+        <w:rPr>
+          <w:color w:val="0070C0"/>
+        </w:rPr>
+        <w:t>115</w:t>
+      </w:r>
+      <w:r>
+        <w:rPr>
+          <w:color w:val="0070C0"/>
+        </w:rPr>
+        <w:t>): “</w:t>
+      </w:r>
+      <w:r>
+        <w:rPr>
+          <w:color w:val="0070C0"/>
+        </w:rPr>
+        <w:t xml:space="preserve">All five lakes have populations of kōura, and brown bullhead catfish was present in Lakes Rotorua and Rotoiti at time of sampling </w:t>
+      </w:r>
+      <w:r>
+        <w:rPr>
+          <w:color w:val="0070C0"/>
+        </w:rPr>
+        <w:t>(</w:t>
+      </w:r>
+      <w:r>
+        <w:rPr>
+          <w:color w:val="0070C0"/>
+        </w:rPr>
+        <w:t>Kusabs et al., 2026</w:t>
+      </w:r>
+      <w:r>
+        <w:rPr>
+          <w:color w:val="0070C0"/>
+        </w:rPr>
+        <w:t>).</w:t>
+      </w:r>
+      <w:r>
+        <w:rPr>
+          <w:color w:val="0070C0"/>
+        </w:rPr>
+        <w:t>”</w:t>
+      </w:r>
+    </w:p>
+    <w:p>
+      <w:pPr>
+        <w:spacing w:line="360" w:lineRule="auto"/>
+      </w:pPr>
+      <w:r>
+        <w:t>ln. 110-111 Transition between sentences and paragraphs is missing</w:t>
+      </w:r>
+    </w:p>
+    <w:p>
+      <w:pPr>
+        <w:spacing w:line="360" w:lineRule="auto"/>
+        <w:rPr>
+          <w:color w:val="0070C0"/>
+        </w:rPr>
+      </w:pPr>
+      <w:r>
+        <w:rPr>
+          <w:color w:val="0070C0"/>
+        </w:rPr>
+        <w:t>Response:</w:t>
+      </w:r>
+      <w:r>
+        <w:rPr>
+          <w:color w:val="0070C0"/>
+        </w:rPr>
+        <w:t xml:space="preserve"> </w:t>
+      </w:r>
+      <w:r>
+        <w:rPr>
+          <w:color w:val="0070C0"/>
+        </w:rPr>
+        <w:t>T</w:t>
+      </w:r>
+      <w:r>
+        <w:rPr>
+          <w:color w:val="0070C0"/>
+        </w:rPr>
+        <w:t xml:space="preserve">ransition has been improved. </w:t>
+      </w:r>
+      <w:r>
+        <w:rPr>
+          <w:color w:val="0070C0"/>
+        </w:rPr>
+        <w:t xml:space="preserve">Which now reads (lines </w:t>
+      </w:r>
+      <w:r>
+        <w:rPr>
+          <w:color w:val="0070C0"/>
+        </w:rPr>
+        <w:t>113</w:t>
+      </w:r>
+      <w:r>
+        <w:rPr>
+          <w:color w:val="0070C0"/>
+        </w:rPr>
+        <w:t>-</w:t>
+      </w:r>
+      <w:r>
+        <w:rPr>
+          <w:color w:val="0070C0"/>
+        </w:rPr>
+        <w:t>115</w:t>
+      </w:r>
+      <w:r>
+        <w:rPr>
+          <w:color w:val="0070C0"/>
+        </w:rPr>
+        <w:t>): “</w:t>
+      </w:r>
+      <w:r>
+        <w:rPr>
+          <w:color w:val="0070C0"/>
+        </w:rPr>
+        <w:t>To survey these lakes, a stratified-random survey design was developed. The entire accessible shoreline of each lake was first mapped using aerial photos and then ground truthed and classified into dominant habitat types</w:t>
+      </w:r>
+      <w:r>
+        <w:rPr>
+          <w:color w:val="0070C0"/>
+        </w:rPr>
+        <w:t>.</w:t>
+      </w:r>
+      <w:r>
+        <w:rPr>
+          <w:color w:val="0070C0"/>
+        </w:rPr>
+        <w:t>”</w:t>
+      </w:r>
+    </w:p>
+    <w:p>
+      <w:pPr>
+        <w:spacing w:line="360" w:lineRule="auto"/>
+      </w:pPr>
+      <w:r>
+        <w:t>ln. 114 % by surface area</w:t>
+      </w:r>
+    </w:p>
+    <w:p>
+      <w:pPr>
+        <w:spacing w:line="360" w:lineRule="auto"/>
+        <w:rPr>
+          <w:color w:val="0070C0"/>
+        </w:rPr>
+      </w:pPr>
+      <w:r>
+        <w:rPr>
+          <w:color w:val="0070C0"/>
+        </w:rPr>
+        <w:t>Response:</w:t>
+      </w:r>
+      <w:r>
+        <w:rPr>
+          <w:color w:val="0070C0"/>
+        </w:rPr>
+        <w:t xml:space="preserve"> </w:t>
+      </w:r>
+      <w:r>
+        <w:rPr>
+          <w:color w:val="0070C0"/>
+        </w:rPr>
+        <w:t>B</w:t>
+      </w:r>
+      <w:r>
+        <w:rPr>
+          <w:color w:val="0070C0"/>
+        </w:rPr>
+        <w:t xml:space="preserve">y surface area has been added to </w:t>
+      </w:r>
+      <w:r>
+        <w:rPr>
+          <w:color w:val="0070C0"/>
+        </w:rPr>
+        <w:t>percentages.</w:t>
+      </w:r>
+    </w:p>
+    <w:p>
+      <w:pPr>
+        <w:spacing w:line="360" w:lineRule="auto"/>
+      </w:pPr>
+      <w:r>
+        <w:t>ln. 120 Are you certain "respectively" is not vice versa? So geothermal is ok for koura but 2m is not? Out of curiosity, how warm/hot of a geothermal?</w:t>
+      </w:r>
+    </w:p>
+    <w:p>
+      <w:pPr>
+        <w:spacing w:line="360" w:lineRule="auto"/>
+        <w:rPr>
+          <w:color w:val="0070C0"/>
+        </w:rPr>
+      </w:pPr>
+      <w:r>
+        <w:rPr>
+          <w:color w:val="0070C0"/>
+        </w:rPr>
+        <w:t xml:space="preserve">Response: </w:t>
+      </w:r>
+      <w:r>
+        <w:rPr>
+          <w:color w:val="0070C0"/>
+        </w:rPr>
+        <w:t>R</w:t>
+      </w:r>
+      <w:r>
+        <w:rPr>
+          <w:color w:val="0070C0"/>
+        </w:rPr>
+        <w:t xml:space="preserve">espectively has been removed to </w:t>
+      </w:r>
+      <w:r>
+        <w:rPr>
+          <w:color w:val="0070C0"/>
+        </w:rPr>
+        <w:t xml:space="preserve">make the sentence clearer. </w:t>
+      </w:r>
+      <w:r>
+        <w:rPr>
+          <w:color w:val="0070C0"/>
+        </w:rPr>
+        <w:t xml:space="preserve">On the shores of Lake Rotoiti are </w:t>
+      </w:r>
+      <w:r>
+        <w:rPr>
+          <w:color w:val="0070C0"/>
+        </w:rPr>
+        <w:t xml:space="preserve">natural </w:t>
+      </w:r>
+      <w:r>
+        <w:rPr>
+          <w:color w:val="0070C0"/>
+        </w:rPr>
+        <w:t>Hot Pools</w:t>
+      </w:r>
+      <w:r>
+        <w:rPr>
+          <w:color w:val="0070C0"/>
+        </w:rPr>
+        <w:t xml:space="preserve"> </w:t>
+      </w:r>
+      <w:r>
+        <w:rPr>
+          <w:color w:val="0070C0"/>
+        </w:rPr>
+        <w:t>reaching temperatures of 46</w:t>
+      </w:r>
+      <w:r>
+        <w:rPr>
+          <w:color w:val="0070C0"/>
+        </w:rPr>
+        <w:t>°C</w:t>
+      </w:r>
+      <w:r>
+        <w:rPr>
+          <w:color w:val="0070C0"/>
+        </w:rPr>
+        <w:t xml:space="preserve">. </w:t>
+      </w:r>
+      <w:r>
+        <w:rPr>
+          <w:color w:val="0070C0"/>
+        </w:rPr>
+        <w:t>L</w:t>
+      </w:r>
+      <w:r>
+        <w:rPr>
+          <w:color w:val="0070C0"/>
+        </w:rPr>
+        <w:t>ocations with g</w:t>
+      </w:r>
+      <w:r>
+        <w:rPr>
+          <w:color w:val="0070C0"/>
+        </w:rPr>
+        <w:t xml:space="preserve">eothermal </w:t>
+      </w:r>
+      <w:r>
+        <w:rPr>
+          <w:color w:val="0070C0"/>
+        </w:rPr>
+        <w:t xml:space="preserve">influence were therefor </w:t>
+      </w:r>
+      <w:r>
+        <w:rPr>
+          <w:color w:val="0070C0"/>
+        </w:rPr>
+        <w:t xml:space="preserve">not selected for </w:t>
+      </w:r>
+      <w:r>
+        <w:rPr>
+          <w:color w:val="0070C0"/>
+        </w:rPr>
+        <w:t>surveying</w:t>
+      </w:r>
+      <w:r>
+        <w:rPr>
+          <w:color w:val="0070C0"/>
+        </w:rPr>
+        <w:t>.</w:t>
+      </w:r>
+      <w:r>
+        <w:rPr>
+          <w:color w:val="0070C0"/>
+        </w:rPr>
+        <w:t xml:space="preserve"> </w:t>
+      </w:r>
+      <w:r>
+        <w:rPr>
+          <w:color w:val="0070C0"/>
+        </w:rPr>
+        <w:t>The sentence</w:t>
+      </w:r>
+      <w:r>
+        <w:rPr>
+          <w:color w:val="0070C0"/>
+        </w:rPr>
+        <w:t xml:space="preserve"> now reads (lines </w:t>
+      </w:r>
+      <w:r>
+        <w:rPr>
+          <w:color w:val="0070C0"/>
+        </w:rPr>
+        <w:t>123</w:t>
+      </w:r>
+      <w:r>
+        <w:rPr>
+          <w:color w:val="0070C0"/>
+        </w:rPr>
+        <w:t>-</w:t>
+      </w:r>
+      <w:r>
+        <w:rPr>
+          <w:color w:val="0070C0"/>
+        </w:rPr>
+        <w:t>125</w:t>
+      </w:r>
+      <w:r>
+        <w:rPr>
+          <w:color w:val="0070C0"/>
+        </w:rPr>
+        <w:t>): “</w:t>
+      </w:r>
+      <w:r>
+        <w:rPr>
+          <w:color w:val="0070C0"/>
+        </w:rPr>
+        <w:t>Shoreline sites exceeding two meters in depth or classified as geothermal were excluded, as these conditions were either unsuitable for kōura or inaccessible for field sampling.</w:t>
+      </w:r>
+      <w:r>
+        <w:rPr>
+          <w:color w:val="0070C0"/>
+        </w:rPr>
+        <w:t>”</w:t>
+      </w:r>
+    </w:p>
+    <w:p>
+      <w:pPr>
+        <w:spacing w:line="360" w:lineRule="auto"/>
+      </w:pPr>
+      <w:r>
+        <w:t>ln. 121 re site selection: nice.</w:t>
+      </w:r>
+    </w:p>
+    <w:p>
+      <w:pPr>
+        <w:spacing w:line="360" w:lineRule="auto"/>
+        <w:rPr>
+          <w:color w:val="0070C0"/>
+        </w:rPr>
+      </w:pPr>
+      <w:r>
+        <w:rPr>
+          <w:color w:val="0070C0"/>
+        </w:rPr>
+        <w:lastRenderedPageBreak/>
+        <w:t>Response:</w:t>
+      </w:r>
+      <w:r>
+        <w:rPr>
+          <w:color w:val="0070C0"/>
+        </w:rPr>
+        <w:t xml:space="preserve"> </w:t>
+      </w:r>
+      <w:r>
+        <w:rPr>
+          <w:color w:val="0070C0"/>
+        </w:rPr>
+        <w:t>Thank you</w:t>
+      </w:r>
+    </w:p>
+    <w:p>
+      <w:pPr>
+        <w:spacing w:line="360" w:lineRule="auto"/>
+      </w:pPr>
+      <w:r>
+        <w:t>ln. 138 May be worth mentioning that water was sufficiently clear to enable visual estimates of underwater structure</w:t>
+      </w:r>
+    </w:p>
+    <w:p>
+      <w:pPr>
+        <w:spacing w:line="360" w:lineRule="auto"/>
+        <w:rPr>
+          <w:color w:val="0070C0"/>
+        </w:rPr>
+      </w:pPr>
+      <w:r>
+        <w:rPr>
+          <w:color w:val="0070C0"/>
+        </w:rPr>
+        <w:t>Response:</w:t>
+      </w:r>
+      <w:r>
+        <w:rPr>
+          <w:color w:val="0070C0"/>
+        </w:rPr>
+        <w:t xml:space="preserve"> </w:t>
+      </w:r>
+      <w:r>
+        <w:rPr>
+          <w:color w:val="0070C0"/>
+        </w:rPr>
+        <w:t>A</w:t>
+      </w:r>
+      <w:r>
+        <w:rPr>
+          <w:color w:val="0070C0"/>
+        </w:rPr>
+        <w:t xml:space="preserve">dded </w:t>
+      </w:r>
+      <w:r>
+        <w:rPr>
+          <w:color w:val="0070C0"/>
+        </w:rPr>
+        <w:t>water</w:t>
+      </w:r>
+      <w:r>
+        <w:rPr>
+          <w:color w:val="0070C0"/>
+        </w:rPr>
+        <w:t xml:space="preserve"> </w:t>
+      </w:r>
+      <w:r>
+        <w:rPr>
+          <w:color w:val="0070C0"/>
+        </w:rPr>
+        <w:t>clarity</w:t>
+      </w:r>
+      <w:r>
+        <w:rPr>
+          <w:color w:val="0070C0"/>
+        </w:rPr>
+        <w:t xml:space="preserve"> was sufficient for monitoring.</w:t>
+      </w:r>
+      <w:r>
+        <w:rPr>
+          <w:color w:val="0070C0"/>
+        </w:rPr>
+        <w:t xml:space="preserve"> </w:t>
+      </w:r>
+      <w:r>
+        <w:rPr>
+          <w:color w:val="0070C0"/>
+        </w:rPr>
+        <w:t xml:space="preserve">Which now reads (lines </w:t>
+      </w:r>
+      <w:r>
+        <w:rPr>
+          <w:color w:val="0070C0"/>
+        </w:rPr>
+        <w:t>14</w:t>
+      </w:r>
+      <w:r>
+        <w:rPr>
+          <w:color w:val="0070C0"/>
+        </w:rPr>
+        <w:t>3</w:t>
+      </w:r>
+      <w:r>
+        <w:rPr>
+          <w:color w:val="0070C0"/>
+        </w:rPr>
+        <w:t>-</w:t>
+      </w:r>
+      <w:r>
+        <w:rPr>
+          <w:color w:val="0070C0"/>
+        </w:rPr>
+        <w:t>14</w:t>
+      </w:r>
+      <w:r>
+        <w:rPr>
+          <w:color w:val="0070C0"/>
+        </w:rPr>
+        <w:t>7</w:t>
+      </w:r>
+      <w:r>
+        <w:rPr>
+          <w:color w:val="0070C0"/>
+        </w:rPr>
+        <w:t>): “</w:t>
+      </w:r>
+      <w:r>
+        <w:rPr>
+          <w:color w:val="0070C0"/>
+        </w:rPr>
+        <w:t xml:space="preserve">Physical characteristics were assessed using both visual estimates and field measurements. Substrate composition was visually estimated with an underwater viewing chamber, as water clarity was sufficiently </w:t>
+      </w:r>
+      <w:r>
+        <w:rPr>
+          <w:color w:val="0070C0"/>
+        </w:rPr>
+        <w:t>clear</w:t>
+      </w:r>
+      <w:r>
+        <w:rPr>
+          <w:color w:val="0070C0"/>
+        </w:rPr>
+        <w:t xml:space="preserve"> </w:t>
+      </w:r>
+      <w:r>
+        <w:rPr>
+          <w:color w:val="0070C0"/>
+        </w:rPr>
+        <w:t>at all sites, using a standardised classification scheme, categorising bedrock, boulders (&gt;256 mm), cobble (64–256 mm), gravel (2–64 mm), sand (0.063–2 mm), mud (&lt;0.063 mm), and organic matter.</w:t>
+      </w:r>
+      <w:r>
+        <w:rPr>
+          <w:color w:val="0070C0"/>
+        </w:rPr>
+        <w:t>”</w:t>
+      </w:r>
+    </w:p>
+    <w:p>
+      <w:pPr>
+        <w:spacing w:line="360" w:lineRule="auto"/>
+      </w:pPr>
+      <w:r>
+        <w:t>ln. 152 It is a bit late in the game to change this, but why weren't sand, silt, OM negatively weighted if there was a priori information that they were not an ideal habitat? Also, "high mobility" to what? Wave action? Digging invasive predators? Maybe "stability"?</w:t>
+      </w:r>
+    </w:p>
+    <w:p>
+      <w:pPr>
+        <w:spacing w:line="360" w:lineRule="auto"/>
+        <w:rPr>
+          <w:color w:val="0070C0"/>
+        </w:rPr>
+      </w:pPr>
+      <w:r>
+        <w:rPr>
+          <w:color w:val="0070C0"/>
+        </w:rPr>
+        <w:t xml:space="preserve">Response: </w:t>
+      </w:r>
+      <w:r>
+        <w:rPr>
+          <w:color w:val="0070C0"/>
+        </w:rPr>
+        <w:t>Explanation</w:t>
+      </w:r>
+      <w:r>
+        <w:rPr>
+          <w:color w:val="0070C0"/>
+        </w:rPr>
+        <w:t xml:space="preserve"> </w:t>
+      </w:r>
+      <w:r>
+        <w:rPr>
+          <w:color w:val="0070C0"/>
+        </w:rPr>
+        <w:t xml:space="preserve">why only positive weights for not ideal </w:t>
+      </w:r>
+      <w:r>
+        <w:rPr>
+          <w:color w:val="0070C0"/>
+        </w:rPr>
+        <w:t>substrates</w:t>
+      </w:r>
+      <w:r>
+        <w:rPr>
+          <w:color w:val="0070C0"/>
+        </w:rPr>
+        <w:t xml:space="preserve"> were</w:t>
+      </w:r>
+      <w:r>
+        <w:rPr>
+          <w:color w:val="0070C0"/>
+        </w:rPr>
+        <w:t xml:space="preserve"> added.</w:t>
+      </w:r>
+      <w:r>
+        <w:rPr>
+          <w:color w:val="0070C0"/>
+        </w:rPr>
+        <w:t xml:space="preserve"> </w:t>
+      </w:r>
+      <w:r>
+        <w:rPr>
+          <w:color w:val="0070C0"/>
+        </w:rPr>
+        <w:t>The high mo</w:t>
+      </w:r>
+      <w:r>
+        <w:rPr>
+          <w:color w:val="0070C0"/>
+        </w:rPr>
+        <w:t xml:space="preserve">bility of sediments sentence was removed. </w:t>
+      </w:r>
+      <w:r>
+        <w:rPr>
+          <w:color w:val="0070C0"/>
+        </w:rPr>
+        <w:t xml:space="preserve">Which now reads (lines </w:t>
+      </w:r>
+      <w:r>
+        <w:rPr>
+          <w:color w:val="0070C0"/>
+        </w:rPr>
+        <w:t>15</w:t>
+      </w:r>
+      <w:r>
+        <w:rPr>
+          <w:color w:val="0070C0"/>
+        </w:rPr>
+        <w:t>3</w:t>
+      </w:r>
+      <w:r>
+        <w:rPr>
+          <w:color w:val="0070C0"/>
+        </w:rPr>
+        <w:t>-</w:t>
+      </w:r>
+      <w:r>
+        <w:rPr>
+          <w:color w:val="0070C0"/>
+        </w:rPr>
+        <w:t>1</w:t>
+      </w:r>
+      <w:r>
+        <w:rPr>
+          <w:color w:val="0070C0"/>
+        </w:rPr>
+        <w:t>60</w:t>
+      </w:r>
+      <w:r>
+        <w:rPr>
+          <w:color w:val="0070C0"/>
+        </w:rPr>
+        <w:t>): “</w:t>
+      </w:r>
+      <w:r>
+        <w:rPr>
+          <w:color w:val="0070C0"/>
+        </w:rPr>
+        <w:t>Larger substrate classes were assigned higher weights because coarse substrates such as cobble and boulders create greater interstitial pore spaces and stable structures that kōura use as refuge from predators</w:t>
+      </w:r>
+      <w:r>
+        <w:rPr>
+          <w:color w:val="0070C0"/>
+        </w:rPr>
+        <w:t>.</w:t>
+      </w:r>
+      <w:r>
+        <w:rPr>
+          <w:color w:val="0070C0"/>
+        </w:rPr>
+        <w:t xml:space="preserve"> </w:t>
+      </w:r>
+      <w:r>
+        <w:rPr>
+          <w:color w:val="0070C0"/>
+        </w:rPr>
+        <w:t>C</w:t>
+      </w:r>
+      <w:r>
+        <w:rPr>
+          <w:color w:val="0070C0"/>
+        </w:rPr>
+        <w:t>oarse substrate availability has been shown to mediate crayfish vulnerability to predation and directly influence crayfish abundance in lakes (Usio &amp; Townsend, 2000; Nyström et al., 2006), whereas fine substrates such as silt and mud alone offer limited physical refugia. Fine substrates were assigned near-zero coefficients (0.01–0.03), making their contribution to the index minimal relative to coarse substrates (0.06–0.08), consistent with the positive-weighting structure of the original index (Jowett &amp; Richardson, 1990).</w:t>
+      </w:r>
+      <w:r>
+        <w:rPr>
+          <w:color w:val="0070C0"/>
+        </w:rPr>
+        <w:t>”</w:t>
+      </w:r>
+    </w:p>
+    <w:p>
+      <w:pPr>
+        <w:spacing w:line="360" w:lineRule="auto"/>
+      </w:pPr>
+      <w:r>
+        <w:t>ln. 168 and throughout: Latin names need describer at first mention, please review when to use parentheses for describer (but koura is correct now, I believe)</w:t>
+      </w:r>
+    </w:p>
+    <w:p>
+      <w:pPr>
+        <w:spacing w:line="360" w:lineRule="auto"/>
+        <w:rPr>
+          <w:color w:val="0070C0"/>
+        </w:rPr>
+      </w:pPr>
+      <w:r>
+        <w:rPr>
+          <w:color w:val="0070C0"/>
+        </w:rPr>
+        <w:t xml:space="preserve">Response: </w:t>
+      </w:r>
+      <w:r>
+        <w:rPr>
+          <w:color w:val="0070C0"/>
+        </w:rPr>
+        <w:t>D</w:t>
+      </w:r>
+      <w:r>
+        <w:rPr>
+          <w:color w:val="0070C0"/>
+        </w:rPr>
+        <w:t xml:space="preserve">escribers </w:t>
+      </w:r>
+      <w:r>
+        <w:rPr>
+          <w:color w:val="0070C0"/>
+        </w:rPr>
+        <w:t xml:space="preserve">have been added to the </w:t>
+      </w:r>
+      <w:r>
+        <w:rPr>
+          <w:color w:val="0070C0"/>
+        </w:rPr>
+        <w:t>Latin</w:t>
+      </w:r>
+      <w:r>
+        <w:rPr>
+          <w:color w:val="0070C0"/>
+        </w:rPr>
+        <w:t xml:space="preserve"> names at first mention in the text. </w:t>
+      </w:r>
+      <w:r>
+        <w:rPr>
+          <w:color w:val="0070C0"/>
+        </w:rPr>
+        <w:t xml:space="preserve">Which now reads (lines </w:t>
+      </w:r>
+      <w:r>
+        <w:rPr>
+          <w:color w:val="0070C0"/>
+        </w:rPr>
+        <w:t>175</w:t>
+      </w:r>
+      <w:r>
+        <w:rPr>
+          <w:color w:val="0070C0"/>
+        </w:rPr>
+        <w:t>-</w:t>
+      </w:r>
+      <w:r>
+        <w:rPr>
+          <w:color w:val="0070C0"/>
+        </w:rPr>
+        <w:t>179</w:t>
+      </w:r>
+      <w:r>
+        <w:rPr>
+          <w:color w:val="0070C0"/>
+        </w:rPr>
+        <w:t>): “</w:t>
+      </w:r>
+      <w:r>
+        <w:rPr>
+          <w:color w:val="0070C0"/>
+        </w:rPr>
+        <w:t>Catfish and other fish species, including eels (</w:t>
+      </w:r>
+      <w:r>
+        <w:rPr>
+          <w:i/>
+          <w:iCs/>
+          <w:color w:val="0070C0"/>
+        </w:rPr>
+        <w:t>Anguilla</w:t>
+      </w:r>
+      <w:r>
+        <w:rPr>
+          <w:color w:val="0070C0"/>
+        </w:rPr>
+        <w:t xml:space="preserve"> spp.), goldfish (</w:t>
+      </w:r>
+      <w:r>
+        <w:rPr>
+          <w:i/>
+          <w:iCs/>
+          <w:color w:val="0070C0"/>
+        </w:rPr>
+        <w:t>Carassius auratus</w:t>
+      </w:r>
+      <w:r>
+        <w:rPr>
+          <w:color w:val="0070C0"/>
+        </w:rPr>
+        <w:t xml:space="preserve"> </w:t>
+      </w:r>
+      <w:r>
+        <w:rPr>
+          <w:color w:val="0070C0"/>
+        </w:rPr>
+        <w:t>(</w:t>
+      </w:r>
+      <w:r>
+        <w:rPr>
+          <w:color w:val="0070C0"/>
+        </w:rPr>
+        <w:t>Linnaeus, 1758</w:t>
+      </w:r>
+      <w:r>
+        <w:rPr>
+          <w:color w:val="0070C0"/>
+        </w:rPr>
+        <w:t>)</w:t>
+      </w:r>
+      <w:r>
+        <w:rPr>
+          <w:color w:val="0070C0"/>
+        </w:rPr>
+        <w:t>), common smelt (</w:t>
+      </w:r>
+      <w:r>
+        <w:rPr>
+          <w:i/>
+          <w:iCs/>
+          <w:color w:val="0070C0"/>
+        </w:rPr>
+        <w:t xml:space="preserve">Retropinna </w:t>
       </w:r>
       <w:proofErr w:type="spellStart"/>
       <w:r>
-        <w:t>pers.comm</w:t>
+        <w:rPr>
+          <w:i/>
+          <w:iCs/>
+          <w:color w:val="0070C0"/>
+        </w:rPr>
+        <w:t>retropinna</w:t>
       </w:r>
       <w:proofErr w:type="spellEnd"/>
       <w:r>
-        <w:t xml:space="preserve">. not "in review" (unless available as a preprint with DOI) or unless you are expecting DOI prior to this </w:t>
+        <w:rPr>
+          <w:color w:val="0070C0"/>
+        </w:rPr>
+        <w:t xml:space="preserve"> </w:t>
+      </w:r>
+      <w:r>
+        <w:rPr>
+          <w:color w:val="0070C0"/>
+        </w:rPr>
+        <w:t>(</w:t>
+      </w:r>
+      <w:r>
+        <w:rPr>
+          <w:color w:val="0070C0"/>
+        </w:rPr>
+        <w:t>Richardson, 1848)</w:t>
+      </w:r>
+      <w:r>
+        <w:rPr>
+          <w:color w:val="0070C0"/>
+        </w:rPr>
+        <w:t>)</w:t>
+      </w:r>
+      <w:r>
+        <w:rPr>
+          <w:color w:val="0070C0"/>
+        </w:rPr>
+        <w:t>, kōaro (</w:t>
+      </w:r>
+      <w:r>
+        <w:rPr>
+          <w:i/>
+          <w:iCs/>
+          <w:color w:val="0070C0"/>
+        </w:rPr>
+        <w:t>Galaxias brevipinnis</w:t>
+      </w:r>
+      <w:r>
+        <w:rPr>
+          <w:color w:val="0070C0"/>
+        </w:rPr>
+        <w:t xml:space="preserve"> Günther, 1866), rainbow trout, common bully (</w:t>
+      </w:r>
+      <w:r>
+        <w:rPr>
+          <w:i/>
+          <w:iCs/>
+          <w:color w:val="0070C0"/>
+        </w:rPr>
+        <w:t>Gobiomorphus cotidianus</w:t>
+      </w:r>
+      <w:r>
+        <w:rPr>
+          <w:color w:val="0070C0"/>
+        </w:rPr>
+        <w:t xml:space="preserve"> McDowall &amp; Fulton, 1978), and mosquitofish (</w:t>
+      </w:r>
+      <w:r>
+        <w:rPr>
+          <w:i/>
+          <w:iCs/>
+          <w:color w:val="0070C0"/>
+        </w:rPr>
+        <w:t>Gambusia affinis</w:t>
+      </w:r>
+      <w:r>
+        <w:rPr>
+          <w:color w:val="0070C0"/>
+        </w:rPr>
+        <w:t xml:space="preserve"> </w:t>
+      </w:r>
+      <w:r>
+        <w:rPr>
+          <w:color w:val="0070C0"/>
+        </w:rPr>
+        <w:t>(S. F. Baird &amp; Girard, 1853)</w:t>
+      </w:r>
+      <w:r>
+        <w:rPr>
+          <w:color w:val="0070C0"/>
+        </w:rPr>
+        <w:t>), were recorded for abundance and measured for total length, and weighed for wet mass.</w:t>
+      </w:r>
+      <w:r>
+        <w:rPr>
+          <w:color w:val="0070C0"/>
+        </w:rPr>
+        <w:t>”</w:t>
+      </w:r>
+    </w:p>
+    <w:p>
+      <w:pPr>
+        <w:spacing w:line="360" w:lineRule="auto"/>
+      </w:pPr>
+      <w:r>
+        <w:t>ln. 193 no need to place package name in quotation marks</w:t>
+      </w:r>
+    </w:p>
+    <w:p>
+      <w:pPr>
+        <w:spacing w:line="360" w:lineRule="auto"/>
+        <w:rPr>
+          <w:color w:val="0070C0"/>
+        </w:rPr>
+      </w:pPr>
+      <w:r>
+        <w:rPr>
+          <w:color w:val="0070C0"/>
+        </w:rPr>
+        <w:lastRenderedPageBreak/>
+        <w:t>Response:</w:t>
+      </w:r>
+      <w:r>
+        <w:rPr>
+          <w:color w:val="0070C0"/>
+        </w:rPr>
+        <w:t xml:space="preserve"> </w:t>
+      </w:r>
+      <w:r>
+        <w:rPr>
+          <w:color w:val="0070C0"/>
+        </w:rPr>
+        <w:t>Q</w:t>
+      </w:r>
+      <w:r>
+        <w:rPr>
+          <w:color w:val="0070C0"/>
+        </w:rPr>
+        <w:t>uotation marks have been removed.</w:t>
+      </w:r>
+    </w:p>
+    <w:p>
+      <w:pPr>
+        <w:spacing w:line="360" w:lineRule="auto"/>
+      </w:pPr>
+      <w:r>
+        <w:t>ln. 228 And... was the homogeneity of variance confirmed? Probably not for everything, correct?</w:t>
+      </w:r>
+    </w:p>
+    <w:p>
+      <w:pPr>
+        <w:spacing w:before="120" w:line="360" w:lineRule="auto"/>
+        <w:rPr>
+          <w:color w:val="0070C0"/>
+        </w:rPr>
+      </w:pPr>
+      <w:r>
+        <w:rPr>
+          <w:color w:val="0070C0"/>
+        </w:rPr>
+        <w:t>Response:</w:t>
+      </w:r>
+      <w:r>
+        <w:rPr>
+          <w:color w:val="0070C0"/>
+        </w:rPr>
+        <w:t xml:space="preserve"> </w:t>
+      </w:r>
+      <w:r>
+        <w:rPr>
+          <w:color w:val="0070C0"/>
+        </w:rPr>
+        <w:t>H</w:t>
+      </w:r>
+      <w:r>
+        <w:rPr>
+          <w:color w:val="0070C0"/>
+        </w:rPr>
+        <w:t xml:space="preserve">omogeneity of variance was confirmed for the </w:t>
+      </w:r>
+      <w:r>
+        <w:rPr>
+          <w:color w:val="0070C0"/>
+        </w:rPr>
+        <w:t xml:space="preserve">occupancy model and the </w:t>
+      </w:r>
+      <w:r>
+        <w:rPr>
+          <w:color w:val="0070C0"/>
+        </w:rPr>
+        <w:t>CPUE</w:t>
+      </w:r>
+      <w:r>
+        <w:rPr>
+          <w:color w:val="0070C0"/>
+        </w:rPr>
+        <w:t xml:space="preserve"> </w:t>
+      </w:r>
+      <w:r>
+        <w:rPr>
+          <w:color w:val="0070C0"/>
+        </w:rPr>
+        <w:t>model,</w:t>
+      </w:r>
+      <w:r>
+        <w:rPr>
+          <w:color w:val="0070C0"/>
+        </w:rPr>
+        <w:t xml:space="preserve"> but the </w:t>
+      </w:r>
+      <w:r>
+        <w:rPr>
+          <w:color w:val="0070C0"/>
+        </w:rPr>
+        <w:t>BPUE</w:t>
+      </w:r>
+      <w:r>
+        <w:rPr>
+          <w:color w:val="0070C0"/>
+        </w:rPr>
+        <w:t xml:space="preserve"> model showed </w:t>
+      </w:r>
+      <w:r>
+        <w:rPr>
+          <w:color w:val="0070C0"/>
+        </w:rPr>
+        <w:t xml:space="preserve">minor departure at the lower tail of </w:t>
+      </w:r>
+      <w:r>
+        <w:rPr>
+          <w:color w:val="0070C0"/>
+        </w:rPr>
+        <w:t>the Q-Q plot. This has been added in the results sections for each model.</w:t>
+      </w:r>
+      <w:r>
+        <w:rPr>
+          <w:color w:val="0070C0"/>
+        </w:rPr>
+        <w:t xml:space="preserve"> </w:t>
+      </w:r>
+      <w:r>
+        <w:rPr>
+          <w:color w:val="0070C0"/>
+        </w:rPr>
+        <w:t>Which now reads</w:t>
+      </w:r>
+      <w:r>
+        <w:rPr>
+          <w:color w:val="0070C0"/>
+        </w:rPr>
+        <w:t xml:space="preserve"> for </w:t>
+      </w:r>
+      <w:r>
+        <w:rPr>
+          <w:color w:val="0070C0"/>
+        </w:rPr>
+        <w:t>kōura occupancy</w:t>
+      </w:r>
+      <w:r>
+        <w:rPr>
+          <w:color w:val="0070C0"/>
+        </w:rPr>
+        <w:t xml:space="preserve"> (lines </w:t>
+      </w:r>
+      <w:r>
+        <w:rPr>
+          <w:color w:val="0070C0"/>
+        </w:rPr>
+        <w:t>28</w:t>
+      </w:r>
+      <w:r>
+        <w:rPr>
+          <w:color w:val="0070C0"/>
+        </w:rPr>
+        <w:t>4</w:t>
+      </w:r>
+      <w:r>
+        <w:rPr>
+          <w:color w:val="0070C0"/>
+        </w:rPr>
+        <w:t>-</w:t>
+      </w:r>
+      <w:r>
+        <w:rPr>
+          <w:color w:val="0070C0"/>
+        </w:rPr>
+        <w:t>28</w:t>
+      </w:r>
+      <w:r>
+        <w:rPr>
+          <w:color w:val="0070C0"/>
+        </w:rPr>
+        <w:t>9</w:t>
+      </w:r>
+      <w:r>
+        <w:rPr>
+          <w:color w:val="0070C0"/>
+        </w:rPr>
+        <w:t>): “</w:t>
+      </w:r>
+      <w:r>
+        <w:rPr>
+          <w:color w:val="0070C0"/>
+        </w:rPr>
+        <w:t>Concurvity diagnostics revealed high collinearity between specific conductivity and lake identity (worst-case = 1.00, observed = 0.94), and between temperature and lake identity (worst-case = 0.95, observed = 0.88), suggesting both predictors partly reflect between-lake differences. Residual diagnostics showed no systematic patterns in variance across fitted values, consistent with acceptable model fit for a binomial GAMM.</w:t>
+      </w:r>
+      <w:r>
+        <w:rPr>
+          <w:color w:val="0070C0"/>
+        </w:rPr>
+        <w:t>”</w:t>
+      </w:r>
+      <w:r>
+        <w:rPr>
+          <w:color w:val="0070C0"/>
+        </w:rPr>
+        <w:t xml:space="preserve"> </w:t>
+      </w:r>
+    </w:p>
+    <w:p>
+      <w:pPr>
+        <w:spacing w:before="120" w:line="360" w:lineRule="auto"/>
+        <w:rPr>
+          <w:color w:val="0070C0"/>
+        </w:rPr>
+      </w:pPr>
+      <w:r>
+        <w:rPr>
+          <w:color w:val="0070C0"/>
+        </w:rPr>
+        <w:t>K</w:t>
+      </w:r>
+      <w:r>
+        <w:rPr>
+          <w:color w:val="0070C0"/>
+        </w:rPr>
+        <w:t>ōura CPUE</w:t>
+      </w:r>
+      <w:r>
+        <w:rPr>
+          <w:color w:val="0070C0"/>
+        </w:rPr>
+        <w:t xml:space="preserve"> </w:t>
+      </w:r>
+      <w:r>
+        <w:rPr>
+          <w:color w:val="0070C0"/>
+        </w:rPr>
+        <w:t xml:space="preserve">(lines </w:t>
+      </w:r>
+      <w:r>
+        <w:rPr>
+          <w:color w:val="0070C0"/>
+        </w:rPr>
+        <w:t>308</w:t>
+      </w:r>
+      <w:r>
+        <w:rPr>
+          <w:color w:val="0070C0"/>
+        </w:rPr>
+        <w:t>-</w:t>
+      </w:r>
+      <w:r>
+        <w:rPr>
+          <w:color w:val="0070C0"/>
+        </w:rPr>
+        <w:t>310</w:t>
+      </w:r>
+      <w:r>
+        <w:rPr>
+          <w:color w:val="0070C0"/>
+        </w:rPr>
+        <w:t xml:space="preserve">): </w:t>
+      </w:r>
+      <w:r>
+        <w:rPr>
+          <w:color w:val="0070C0"/>
+        </w:rPr>
+        <w:t>“</w:t>
+      </w:r>
+      <w:r>
+        <w:rPr>
+          <w:color w:val="0070C0"/>
+        </w:rPr>
+        <w:t xml:space="preserve">Model diagnostics showed no evidence of overfitting (edf &lt; </w:t>
+      </w:r>
+      <w:r>
+        <w:rPr>
+          <w:i/>
+          <w:color w:val="0070C0"/>
+        </w:rPr>
+        <w:t>k</w:t>
+      </w:r>
+      <w:r>
+        <w:rPr>
+          <w:color w:val="0070C0"/>
+        </w:rPr>
+        <w:t>), and predictive accuracy was moderate (Fig. 4b). Residual diagnostics showed no systematic patterns in residual variance across fitted values.</w:t>
+      </w:r>
+      <w:r>
+        <w:rPr>
+          <w:color w:val="0070C0"/>
+        </w:rPr>
+        <w:t xml:space="preserve">” </w:t>
+      </w:r>
+    </w:p>
+    <w:p>
+      <w:pPr>
+        <w:spacing w:before="120" w:line="360" w:lineRule="auto"/>
+      </w:pPr>
+      <w:r>
+        <w:rPr>
+          <w:color w:val="0070C0"/>
+        </w:rPr>
+        <w:t>K</w:t>
+      </w:r>
+      <w:r>
+        <w:rPr>
+          <w:color w:val="0070C0"/>
+        </w:rPr>
+        <w:t xml:space="preserve">ōura BPUE </w:t>
+      </w:r>
+      <w:r>
+        <w:rPr>
+          <w:color w:val="0070C0"/>
+        </w:rPr>
+        <w:t xml:space="preserve">(lines </w:t>
+      </w:r>
+      <w:r>
+        <w:rPr>
+          <w:color w:val="0070C0"/>
+        </w:rPr>
+        <w:t>32</w:t>
+      </w:r>
+      <w:r>
+        <w:rPr>
+          <w:color w:val="0070C0"/>
+        </w:rPr>
+        <w:t>5</w:t>
+      </w:r>
+      <w:r>
+        <w:rPr>
+          <w:color w:val="0070C0"/>
+        </w:rPr>
+        <w:t>-</w:t>
+      </w:r>
+      <w:r>
+        <w:rPr>
+          <w:color w:val="0070C0"/>
+        </w:rPr>
+        <w:t>32</w:t>
+      </w:r>
+      <w:r>
+        <w:rPr>
+          <w:color w:val="0070C0"/>
+        </w:rPr>
+        <w:t>8</w:t>
+      </w:r>
+      <w:r>
+        <w:rPr>
+          <w:color w:val="0070C0"/>
+        </w:rPr>
+        <w:t xml:space="preserve">): </w:t>
+      </w:r>
+      <w:r>
+        <w:rPr>
+          <w:color w:val="0070C0"/>
+        </w:rPr>
+        <w:t>“</w:t>
+      </w:r>
+      <w:r>
+        <w:rPr>
+          <w:color w:val="0070C0"/>
+        </w:rPr>
+        <w:t xml:space="preserve">Diagnostic checks showed appropriate basis dimensions (edf &lt; </w:t>
+      </w:r>
+      <w:r>
+        <w:rPr>
+          <w:i/>
+          <w:color w:val="0070C0"/>
+        </w:rPr>
+        <w:t>k</w:t>
+      </w:r>
+      <w:r>
+        <w:rPr>
+          <w:color w:val="0070C0"/>
+        </w:rPr>
+        <w:t>), stable convergence, and acceptable levels of observed concurvity, though minor departure from distributional assumptions was noted at the lower tail, likely reflecting a small number of high-biomass sites. Predictive accuracy was moderate (Fig. 5b), with a tendency for the model to under predict the highest BPUE values.</w:t>
+      </w:r>
+      <w:r>
+        <w:rPr>
+          <w:color w:val="0070C0"/>
+        </w:rPr>
+        <w:t>”</w:t>
+      </w:r>
+    </w:p>
+    <w:p>
+      <w:pPr>
+        <w:spacing w:line="360" w:lineRule="auto"/>
+      </w:pPr>
+      <w:r>
+        <w:t>ln. 289 the only p-values reported as &lt; should be &lt; 0.001 or &lt; 0.0001, otherwise please report the exact value</w:t>
+      </w:r>
+    </w:p>
+    <w:p>
+      <w:pPr>
+        <w:spacing w:line="360" w:lineRule="auto"/>
+        <w:rPr>
+          <w:color w:val="0070C0"/>
+        </w:rPr>
+      </w:pPr>
+      <w:r>
+        <w:rPr>
+          <w:color w:val="0070C0"/>
+        </w:rPr>
+        <w:t>Response:</w:t>
+      </w:r>
+      <w:r>
+        <w:rPr>
+          <w:color w:val="0070C0"/>
+        </w:rPr>
+        <w:t xml:space="preserve"> </w:t>
+      </w:r>
+      <w:r>
+        <w:rPr>
+          <w:color w:val="0070C0"/>
+        </w:rPr>
+        <w:t>Exact p-values are now reported throughout to three decimal places, with the exception of values smaller than 0.001 which are reported as p &lt; 0.001, consistent with standard reporting conventions.</w:t>
+      </w:r>
+    </w:p>
+    <w:p>
+      <w:pPr>
+        <w:spacing w:line="360" w:lineRule="auto"/>
+      </w:pPr>
+      <w:r>
+        <w:t>ln. 306-307 the effect of vegetation is marginal and, considering very non-negligible problems with distribution, needs to be discussed further</w:t>
+      </w:r>
+    </w:p>
+    <w:p>
+      <w:pPr>
+        <w:spacing w:line="360" w:lineRule="auto"/>
+        <w:rPr>
+          <w:color w:val="0070C0"/>
+        </w:rPr>
+      </w:pPr>
+      <w:r>
+        <w:rPr>
+          <w:color w:val="0070C0"/>
+        </w:rPr>
+        <w:t>Response:</w:t>
+      </w:r>
+      <w:r>
+        <w:rPr>
+          <w:color w:val="0070C0"/>
+        </w:rPr>
+        <w:t xml:space="preserve"> </w:t>
+      </w:r>
+      <w:r>
+        <w:rPr>
+          <w:color w:val="0070C0"/>
+        </w:rPr>
+        <w:t xml:space="preserve">The emergent macrophyte effect has been discussed further in </w:t>
+      </w:r>
+      <w:r>
+        <w:rPr>
+          <w:color w:val="0070C0"/>
+        </w:rPr>
+        <w:t>the</w:t>
+      </w:r>
+      <w:r>
+        <w:rPr>
+          <w:color w:val="0070C0"/>
+        </w:rPr>
+        <w:t xml:space="preserve"> Discussion. We note that while statistically significant (p = 0.041), the effect </w:t>
+      </w:r>
+      <w:r>
+        <w:rPr>
+          <w:color w:val="0070C0"/>
+        </w:rPr>
+        <w:t xml:space="preserve">of vegetation </w:t>
+      </w:r>
+      <w:r>
+        <w:rPr>
+          <w:color w:val="0070C0"/>
+        </w:rPr>
+        <w:t>was close to the threshold, the BPUE model showed minor distributional departure, and only 7 of 33 positive sites had any emergent macrophyte cover, all of which are now acknowledged as limitations.</w:t>
+      </w:r>
+      <w:r>
+        <w:rPr>
+          <w:color w:val="0070C0"/>
+        </w:rPr>
+        <w:t xml:space="preserve"> </w:t>
+      </w:r>
+      <w:r>
+        <w:rPr>
+          <w:color w:val="0070C0"/>
+        </w:rPr>
+        <w:t xml:space="preserve">Which now reads (lines </w:t>
+      </w:r>
+      <w:r>
+        <w:rPr>
+          <w:color w:val="0070C0"/>
+        </w:rPr>
+        <w:t>319</w:t>
+      </w:r>
+      <w:r>
+        <w:rPr>
+          <w:color w:val="0070C0"/>
+        </w:rPr>
+        <w:t>-</w:t>
+      </w:r>
+      <w:r>
+        <w:rPr>
+          <w:color w:val="0070C0"/>
+        </w:rPr>
+        <w:t>32</w:t>
+      </w:r>
+      <w:r>
+        <w:rPr>
+          <w:color w:val="0070C0"/>
+        </w:rPr>
+        <w:t>3</w:t>
+      </w:r>
+      <w:r>
+        <w:rPr>
+          <w:color w:val="0070C0"/>
+        </w:rPr>
+        <w:t>): “</w:t>
+      </w:r>
+      <w:r>
+        <w:rPr>
+          <w:color w:val="0070C0"/>
+        </w:rPr>
+        <w:t xml:space="preserve">The final REML-fitted BPUE model explained 25.9 % of the deviance (adj. </w:t>
+      </w:r>
+      <w:r>
+        <w:rPr>
+          <w:i/>
+          <w:color w:val="0070C0"/>
+        </w:rPr>
+        <w:t>R</w:t>
+      </w:r>
+      <w:r>
+        <w:rPr>
+          <w:color w:val="0070C0"/>
+        </w:rPr>
+        <w:t>² = 0.14) and retained a positive influence of pH (</w:t>
+      </w:r>
+      <w:r>
+        <w:rPr>
+          <w:i/>
+          <w:color w:val="0070C0"/>
+        </w:rPr>
+        <w:t xml:space="preserve">p </w:t>
+      </w:r>
+      <w:r>
+        <w:rPr>
+          <w:color w:val="0070C0"/>
+        </w:rPr>
+        <w:t xml:space="preserve">= 0.002) and a negative influence of emergent native </w:t>
+      </w:r>
+      <w:r>
+        <w:rPr>
+          <w:color w:val="0070C0"/>
+        </w:rPr>
+        <w:lastRenderedPageBreak/>
+        <w:t>macrophytes</w:t>
+      </w:r>
+      <w:r>
+        <w:rPr>
+          <w:color w:val="0070C0"/>
+        </w:rPr>
+        <w:t xml:space="preserve"> </w:t>
+      </w:r>
+      <w:r>
+        <w:rPr>
+          <w:color w:val="0070C0"/>
+        </w:rPr>
+        <w:t>(</w:t>
+      </w:r>
+      <w:r>
+        <w:rPr>
+          <w:i/>
+          <w:color w:val="0070C0"/>
+        </w:rPr>
+        <w:t xml:space="preserve">p </w:t>
+      </w:r>
+      <w:r>
+        <w:rPr>
+          <w:color w:val="0070C0"/>
+        </w:rPr>
+        <w:t>= 0.041) as significant, near-linear smoothing (Fig. 5a). The emergent macrophyte effect, while statistically significant, was close to the threshold and should be interpreted with caution given the distributional limitations of the model.</w:t>
+      </w:r>
+      <w:r>
+        <w:rPr>
+          <w:color w:val="0070C0"/>
+        </w:rPr>
+        <w:t>”</w:t>
+      </w:r>
+    </w:p>
+    <w:p>
+      <w:pPr>
+        <w:spacing w:line="360" w:lineRule="auto"/>
+      </w:pPr>
+      <w:r>
+        <w:t xml:space="preserve">ln. 321 </w:t>
       </w:r>
       <w:proofErr w:type="gramStart"/>
       <w:r>
-        <w:t>manuscripts</w:t>
+        <w:t>comma</w:t>
       </w:r>
       <w:proofErr w:type="gramEnd"/>
       <w:r>
-        <w:t xml:space="preserve"> proofs</w:t>
-      </w:r>
-    </w:p>
-    <w:p/>
-    <w:p>
-      <w:r>
+        <w:t xml:space="preserve"> not needed</w:t>
+      </w:r>
+    </w:p>
+    <w:p>
+      <w:pPr>
+        <w:spacing w:line="360" w:lineRule="auto"/>
+        <w:rPr>
+          <w:color w:val="0070C0"/>
+        </w:rPr>
+      </w:pPr>
+      <w:r>
+        <w:rPr>
+          <w:color w:val="0070C0"/>
+        </w:rPr>
+        <w:t>Response:</w:t>
+      </w:r>
+      <w:r>
+        <w:rPr>
+          <w:color w:val="0070C0"/>
+        </w:rPr>
+        <w:t xml:space="preserve"> </w:t>
+      </w:r>
+      <w:r>
+        <w:rPr>
+          <w:color w:val="0070C0"/>
+        </w:rPr>
+        <w:t>Thanks, this s</w:t>
+      </w:r>
+      <w:r>
+        <w:rPr>
+          <w:color w:val="0070C0"/>
+        </w:rPr>
+        <w:t>ection has been upd</w:t>
+      </w:r>
+      <w:r>
+        <w:rPr>
+          <w:color w:val="0070C0"/>
+        </w:rPr>
+        <w:t>ated</w:t>
+      </w:r>
+      <w:r>
+        <w:rPr>
+          <w:color w:val="0070C0"/>
+        </w:rPr>
+        <w:t>.</w:t>
+      </w:r>
+      <w:r>
+        <w:rPr>
+          <w:color w:val="0070C0"/>
+        </w:rPr>
+        <w:t xml:space="preserve"> Which now reads (lines </w:t>
+      </w:r>
+      <w:r>
+        <w:rPr>
+          <w:color w:val="0070C0"/>
+        </w:rPr>
+        <w:t>33</w:t>
+      </w:r>
+      <w:r>
+        <w:rPr>
+          <w:color w:val="0070C0"/>
+        </w:rPr>
+        <w:t>6</w:t>
+      </w:r>
+      <w:r>
+        <w:rPr>
+          <w:color w:val="0070C0"/>
+        </w:rPr>
+        <w:t>-</w:t>
+      </w:r>
+      <w:r>
+        <w:rPr>
+          <w:color w:val="0070C0"/>
+        </w:rPr>
+        <w:t>34</w:t>
+      </w:r>
+      <w:r>
+        <w:rPr>
+          <w:color w:val="0070C0"/>
+        </w:rPr>
+        <w:t>9</w:t>
+      </w:r>
+      <w:r>
+        <w:rPr>
+          <w:color w:val="0070C0"/>
+        </w:rPr>
+        <w:t>): “</w:t>
+      </w:r>
+      <w:r>
+        <w:rPr>
+          <w:color w:val="0070C0"/>
+        </w:rPr>
+        <w:t>However, interpreting the non-significance of lake identity in the final models requires caution. In the occupancy model, both temperature and specific conductivity showed near-perfect collinearity with lake identity, suggesting these predictors likely absorbed between-lake differences rather than capturing purely within-lake habitat associations. Given that predictors were often correlated at the site scale, the GAMMs are best interpreted as identifying habitat associations rather than mechanistic drivers of kōura distribution. The predictors substrate index and riparian vegetation cover, which varied considerably within lakes, likely reflect genuine within-lake habitat associations.</w:t>
+      </w:r>
+      <w:r>
+        <w:rPr>
+          <w:color w:val="0070C0"/>
+        </w:rPr>
+        <w:t>”</w:t>
+      </w:r>
+    </w:p>
+    <w:p>
+      <w:pPr>
+        <w:spacing w:line="360" w:lineRule="auto"/>
+      </w:pPr>
+      <w:r>
+        <w:t>ln. 454 "specific conductivity reflects ionic strength and broader littoral productivity" not necessarily, conductivity can reflect many things; need to rephrase this sentence unless nutrients were measured directly</w:t>
+      </w:r>
+    </w:p>
+    <w:p>
+      <w:pPr>
+        <w:spacing w:line="360" w:lineRule="auto"/>
+        <w:rPr>
+          <w:color w:val="0070C0"/>
+        </w:rPr>
+      </w:pPr>
+      <w:r>
+        <w:rPr>
+          <w:color w:val="0070C0"/>
+        </w:rPr>
+        <w:t>Response:</w:t>
+      </w:r>
+      <w:r>
+        <w:rPr>
+          <w:color w:val="0070C0"/>
+        </w:rPr>
+        <w:t xml:space="preserve"> </w:t>
+      </w:r>
+      <w:r>
+        <w:rPr>
+          <w:color w:val="0070C0"/>
+        </w:rPr>
+        <w:t>A</w:t>
+      </w:r>
+      <w:r>
+        <w:rPr>
+          <w:color w:val="0070C0"/>
+        </w:rPr>
+        <w:t xml:space="preserve">s nutrients were not measured </w:t>
+      </w:r>
+      <w:r>
+        <w:rPr>
+          <w:color w:val="0070C0"/>
+        </w:rPr>
+        <w:t xml:space="preserve">sentence rephrased. </w:t>
+      </w:r>
+      <w:r>
+        <w:rPr>
+          <w:color w:val="0070C0"/>
+        </w:rPr>
+        <w:t xml:space="preserve">Which now reads (lines </w:t>
+      </w:r>
+      <w:r>
+        <w:rPr>
+          <w:color w:val="0070C0"/>
+        </w:rPr>
+        <w:t>46</w:t>
+      </w:r>
+      <w:r>
+        <w:rPr>
+          <w:color w:val="0070C0"/>
+        </w:rPr>
+        <w:t>4</w:t>
+      </w:r>
+      <w:r>
+        <w:rPr>
+          <w:color w:val="0070C0"/>
+        </w:rPr>
+        <w:t>-</w:t>
+      </w:r>
+      <w:r>
+        <w:rPr>
+          <w:color w:val="0070C0"/>
+        </w:rPr>
+        <w:t>46</w:t>
+      </w:r>
+      <w:r>
+        <w:rPr>
+          <w:color w:val="0070C0"/>
+        </w:rPr>
+        <w:t>7</w:t>
+      </w:r>
+      <w:r>
+        <w:rPr>
+          <w:color w:val="0070C0"/>
+        </w:rPr>
+        <w:t>): “</w:t>
+      </w:r>
+      <w:r>
+        <w:rPr>
+          <w:color w:val="0070C0"/>
+        </w:rPr>
+        <w:t>Further, specific conductivity reflects the overall ionic composition of the water, which in volcanic lake systems may indicate differences in catchment geology and geothermal inputs, though given its near-perfect collinearity with lake identity the mechanistic interpretation of this association remains uncertain.</w:t>
+      </w:r>
+      <w:r>
+        <w:rPr>
+          <w:color w:val="0070C0"/>
+        </w:rPr>
+        <w:t>”</w:t>
+      </w:r>
+    </w:p>
+    <w:p>
+      <w:pPr>
+        <w:spacing w:line="360" w:lineRule="auto"/>
+      </w:pPr>
+      <w:r>
+        <w:t>ln. 460 Conclusions should be one to two paragraphs, presenting synthesis of findings; ln. 475-480 seem non-essential and can be moved to the discussion (or rather, not repeated here)</w:t>
+      </w:r>
+    </w:p>
+    <w:p>
+      <w:pPr>
+        <w:spacing w:before="120" w:line="360" w:lineRule="auto"/>
+        <w:rPr>
+          <w:b/>
+          <w:bCs/>
+          <w:color w:val="0070C0"/>
+        </w:rPr>
+      </w:pPr>
+      <w:r>
+        <w:rPr>
+          <w:color w:val="0070C0"/>
+        </w:rPr>
+        <w:t>Response:</w:t>
+      </w:r>
+      <w:r>
+        <w:rPr>
+          <w:color w:val="0070C0"/>
+        </w:rPr>
+        <w:t xml:space="preserve"> </w:t>
+      </w:r>
+      <w:r>
+        <w:rPr>
+          <w:color w:val="0070C0"/>
+        </w:rPr>
+        <w:t>R</w:t>
+      </w:r>
+      <w:r>
+        <w:rPr>
+          <w:color w:val="0070C0"/>
+        </w:rPr>
+        <w:t xml:space="preserve">educed conclusion to </w:t>
+      </w:r>
+      <w:r>
+        <w:rPr>
+          <w:color w:val="0070C0"/>
+        </w:rPr>
+        <w:t>two</w:t>
+      </w:r>
+      <w:r>
+        <w:rPr>
+          <w:color w:val="0070C0"/>
+        </w:rPr>
+        <w:t xml:space="preserve"> paragraphs by removing the </w:t>
+      </w:r>
+      <w:r>
+        <w:rPr>
+          <w:color w:val="0070C0"/>
+        </w:rPr>
+        <w:t xml:space="preserve">seasonal sampling </w:t>
+      </w:r>
+      <w:r>
+        <w:rPr>
+          <w:color w:val="0070C0"/>
+        </w:rPr>
+        <w:t xml:space="preserve">as not </w:t>
+      </w:r>
+      <w:r>
+        <w:rPr>
+          <w:color w:val="0070C0"/>
+        </w:rPr>
+        <w:t>needed</w:t>
+      </w:r>
+      <w:r>
+        <w:rPr>
+          <w:color w:val="0070C0"/>
+        </w:rPr>
+        <w:t xml:space="preserve"> to be repeated. </w:t>
+      </w:r>
+      <w:r>
+        <w:rPr>
+          <w:color w:val="0070C0"/>
+        </w:rPr>
+        <w:t xml:space="preserve">Which now reads (lines </w:t>
+      </w:r>
+      <w:r>
+        <w:rPr>
+          <w:color w:val="0070C0"/>
+        </w:rPr>
+        <w:t>47</w:t>
+      </w:r>
+      <w:r>
+        <w:rPr>
+          <w:color w:val="0070C0"/>
+        </w:rPr>
+        <w:t>3</w:t>
+      </w:r>
+      <w:r>
+        <w:rPr>
+          <w:color w:val="0070C0"/>
+        </w:rPr>
+        <w:t>-</w:t>
+      </w:r>
+      <w:r>
+        <w:rPr>
+          <w:color w:val="0070C0"/>
+        </w:rPr>
+        <w:t>5</w:t>
+      </w:r>
+      <w:r>
+        <w:rPr>
+          <w:color w:val="0070C0"/>
+        </w:rPr>
+        <w:t>10</w:t>
+      </w:r>
+      <w:r>
+        <w:rPr>
+          <w:color w:val="0070C0"/>
+        </w:rPr>
+        <w:t>): “</w:t>
+      </w:r>
+      <w:r>
+        <w:rPr>
+          <w:b/>
+          <w:bCs/>
+          <w:color w:val="0070C0"/>
+        </w:rPr>
+        <w:t>Conclusions</w:t>
+      </w:r>
+    </w:p>
+    <w:p>
+      <w:pPr>
+        <w:spacing w:before="120" w:line="360" w:lineRule="auto"/>
+        <w:rPr>
+          <w:color w:val="0070C0"/>
+        </w:rPr>
+      </w:pPr>
+      <w:r>
+        <w:rPr>
+          <w:color w:val="0070C0"/>
+        </w:rPr>
+        <w:t xml:space="preserve">Our study found that local littoral habitat complexity, particularly coarse substrate availability and riparian vegetation cover, were consistently associated with kōura occurrence and abundance in nearshore habitats. Elevated summer water temperature </w:t>
+      </w:r>
+      <w:r>
+        <w:rPr>
+          <w:color w:val="0070C0"/>
+        </w:rPr>
+        <w:t>was</w:t>
+      </w:r>
+      <w:r>
+        <w:rPr>
+          <w:color w:val="0070C0"/>
+        </w:rPr>
+        <w:t xml:space="preserve"> negatively associated with kōura occurrence and abundance, consistent with thermal sensitivity of kōura, though this association partly reflects between-lakes differences and should be interpreted cautiously. Together, these findings suggest that both local habitat complexity and thermal conditions shape kōura distribution within the littoral zone. This study contributes to understanding of how habitat complexity structures influence freshwater crayfish populations and demonstrates that not all forms of structural </w:t>
+      </w:r>
+      <w:r>
+        <w:rPr>
+          <w:color w:val="0070C0"/>
+        </w:rPr>
         <w:lastRenderedPageBreak/>
-        <w:t>ln. 84 invasive rainbow trout, correct?</w:t>
-      </w:r>
-    </w:p>
-    <w:p/>
-    <w:p>
-      <w:r>
-        <w:t>ln. 105 Study location could use a bit more information about the climate/zone, ecosystem type, type of vegetation on the shoreline, lake trophic status, depth range (even if also reported in a table). The readers should be able to visualize lakes at least approximately (deep or shallow, clear or eutrophic, stratified or not, freezing in the winter or not etc), instead some of this is not mentioned until Discussion</w:t>
-      </w:r>
-    </w:p>
-    <w:p/>
-    <w:p>
-      <w:r>
-        <w:t xml:space="preserve">ln. 109-110 </w:t>
-      </w:r>
-      <w:proofErr w:type="gramStart"/>
-      <w:r>
-        <w:t>this circles</w:t>
-      </w:r>
-      <w:proofErr w:type="gramEnd"/>
-      <w:r>
-        <w:t xml:space="preserve"> back to ln. 59-60. Was it meant to?</w:t>
-      </w:r>
-    </w:p>
-    <w:p/>
-    <w:p>
-      <w:r>
-        <w:t>ln. 110-111 Transition between sentences and paragraphs is missing</w:t>
-      </w:r>
-    </w:p>
-    <w:p/>
-    <w:p>
-      <w:r>
-        <w:t>ln. 114 % by surface area</w:t>
-      </w:r>
-    </w:p>
-    <w:p/>
-    <w:p>
-      <w:r>
-        <w:t>ln. 120 Are you certain "respectively" is not vice versa? So geothermal is ok for koura but 2m is not? Out of curiosity, how warm/hot of a geothermal?</w:t>
-      </w:r>
-    </w:p>
-    <w:p/>
-    <w:p>
-      <w:r>
-        <w:t>ln. 121 re site selection: nice.</w:t>
-      </w:r>
-    </w:p>
-    <w:p/>
-    <w:p>
-      <w:r>
-        <w:t>ln. 138 May be worth mentioning that water was sufficiently clear to enable visual estimates of underwater structure</w:t>
-      </w:r>
-    </w:p>
-    <w:p/>
-    <w:p>
-      <w:r>
-        <w:t>ln. 152 It is a bit late in the game to change this, but why weren't sand, silt, OM negatively weighted if there was a priori information that they were not an ideal habitat? Also, "high mobility" to what? Wave action? Digging invasive predators? Maybe "stability"?</w:t>
-      </w:r>
-    </w:p>
-    <w:p/>
-    <w:p>
-      <w:r>
-        <w:t>ln. 168 and throughout: Latin names need describer at first mention, please review when to use parentheses for describer (but koura is correct now, I believe)</w:t>
-      </w:r>
-    </w:p>
-    <w:p/>
-    <w:p>
-      <w:r>
-        <w:t>ln. 193 no need to place package name in quotation marks</w:t>
-      </w:r>
-    </w:p>
-    <w:p/>
-    <w:p>
-      <w:r>
-        <w:t>ln. 228 And... was the homogeneity of variance confirmed? Probably not for everything, correct?</w:t>
-      </w:r>
-    </w:p>
-    <w:p/>
-    <w:p>
-      <w:r>
-        <w:lastRenderedPageBreak/>
-        <w:t>ln. 289 the only p-values reported as &lt; should be &lt; 0.001 or &lt; 0.0001, otherwise please report the exact value</w:t>
-      </w:r>
-    </w:p>
-    <w:p/>
-    <w:p>
-      <w:r>
-        <w:t>ln. 306-307 the effect of vegetation is marginal and, considering very non-negligible problems with distribution, needs to be discussed further</w:t>
-      </w:r>
-    </w:p>
-    <w:p/>
-    <w:p>
-      <w:r>
-        <w:t xml:space="preserve">ln. 321 </w:t>
-      </w:r>
-      <w:proofErr w:type="gramStart"/>
-      <w:r>
-        <w:t>comma</w:t>
-      </w:r>
-      <w:proofErr w:type="gramEnd"/>
-      <w:r>
-        <w:t xml:space="preserve"> not needed</w:t>
-      </w:r>
-    </w:p>
-    <w:p/>
-    <w:p>
-      <w:r>
-        <w:t>ln. 454 "specific conductivity reflects ionic strength and broader littoral productivity" not necessarily, conductivity can reflect many things; need to rephrase this sentence unless nutrients were measured directly</w:t>
-      </w:r>
-    </w:p>
-    <w:p/>
-    <w:p>
-      <w:r>
-        <w:t>ln. 460 Conclusions should be one to two paragraphs, presenting synthesis of findings; ln. 475-480 seem non-essential and can be moved to the discussion (or rather, not repeated here)</w:t>
-      </w:r>
-    </w:p>
-    <w:p/>
+        <w:t>complexity equally support biodiversity. Different forms of structural complexity likely support different species and ecological functions, meaning that maintaining diversity of habitat types within the littoral zone is important for broader biodiversity conservation (</w:t>
+      </w:r>
+      <w:proofErr w:type="spellStart"/>
+      <w:r>
+        <w:rPr>
+          <w:color w:val="0070C0"/>
+        </w:rPr>
+        <w:t>Meerhoff</w:t>
+      </w:r>
+      <w:proofErr w:type="spellEnd"/>
+      <w:r>
+        <w:rPr>
+          <w:color w:val="0070C0"/>
+        </w:rPr>
+        <w:t xml:space="preserve"> &amp; de </w:t>
+      </w:r>
+      <w:proofErr w:type="spellStart"/>
+      <w:r>
+        <w:rPr>
+          <w:color w:val="0070C0"/>
+        </w:rPr>
+        <w:t>los</w:t>
+      </w:r>
+      <w:proofErr w:type="spellEnd"/>
+      <w:r>
+        <w:rPr>
+          <w:color w:val="0070C0"/>
+        </w:rPr>
+        <w:t xml:space="preserve"> Ángeles González-Sagrario, 2022). As shoreline modification, sedimentation, and invasive macrophyte expansion continue to reduce variation and structural diversity in littoral habitats, understanding which components of habitat complexity are functionally important for target species becomes critical for effective restoration planning.</w:t>
+      </w:r>
+    </w:p>
+    <w:p>
+      <w:pPr>
+        <w:spacing w:before="120" w:line="360" w:lineRule="auto"/>
+        <w:rPr>
+          <w:color w:val="0070C0"/>
+        </w:rPr>
+      </w:pPr>
+      <w:r>
+        <w:rPr>
+          <w:color w:val="0070C0"/>
+        </w:rPr>
+        <w:t xml:space="preserve">Climate warming is expected to impose increasing constraints on freshwater crayfish populations through rising summer water temperatures, prolonged periods of thermal stratification, and intensified interactions with non-native species that are better adapted to warmer conditions (Capinha et al., 2013; Lee et al., 2025). While such broad-scale drivers are difficult to manage directly, local habitat conditions represent a tractable management lever. The strong association between kōura occurrence and coarse substrate availability suggests that </w:t>
+      </w:r>
+      <w:r>
+        <w:rPr>
+          <w:color w:val="0070C0"/>
+        </w:rPr>
+        <w:t xml:space="preserve">an </w:t>
+      </w:r>
+      <w:r>
+        <w:rPr>
+          <w:color w:val="0070C0"/>
+        </w:rPr>
+        <w:t xml:space="preserve">absence of </w:t>
+      </w:r>
+      <w:r>
+        <w:rPr>
+          <w:color w:val="0070C0"/>
+        </w:rPr>
+        <w:t xml:space="preserve">interstitial refuge  may limit </w:t>
+      </w:r>
+      <w:r>
+        <w:rPr>
+          <w:color w:val="0070C0"/>
+        </w:rPr>
+        <w:t xml:space="preserve">freshwater crayfish populations </w:t>
+      </w:r>
+      <w:r>
+        <w:rPr>
+          <w:color w:val="0070C0"/>
+        </w:rPr>
+        <w:t>in these systems. Accordingly, management actions that prioritise the protection and enhancement of coarse littoral substrates and riparian vegetation, including the targeted placement of artificial reefs in areas already used by freshwater crayfish (Johnsen &amp; Taugbøl, 2008), may help support the persistence and local recovery of populations in lakes and represent a practical approach to conserving functionally important habitat complexity in littoral ecosystems.</w:t>
+      </w:r>
+      <w:r>
+        <w:rPr>
+          <w:color w:val="0070C0"/>
+        </w:rPr>
+        <w:t>”</w:t>
+      </w:r>
+    </w:p>
     <w:sectPr>
       <w:pgSz w:w="11906" w:h="16838"/>
       <w:pgMar w:top="1440" w:right="1440" w:bottom="1440" w:left="1440" w:header="708" w:footer="708" w:gutter="0"/>
@@ -1180,6 +3946,102 @@
       <w:spacing w:val="5"/>
     </w:rPr>
   </w:style>
+  <w:style w:type="character" w:styleId="CommentReference">
+    <w:name w:val="annotation reference"/>
+    <w:basedOn w:val="DefaultParagraphFont"/>
+    <w:uiPriority w:val="99"/>
+    <w:semiHidden/>
+    <w:unhideWhenUsed/>
+    <w:rsid w:val="00925058"/>
+    <w:rPr>
+      <w:sz w:val="16"/>
+      <w:szCs w:val="16"/>
+    </w:rPr>
+  </w:style>
+  <w:style w:type="paragraph" w:styleId="CommentText">
+    <w:name w:val="annotation text"/>
+    <w:basedOn w:val="Normal"/>
+    <w:link w:val="CommentTextChar"/>
+    <w:uiPriority w:val="99"/>
+    <w:unhideWhenUsed/>
+    <w:rsid w:val="00925058"/>
+    <w:pPr>
+      <w:spacing w:after="0" w:line="240" w:lineRule="auto"/>
+      <w:jc w:val="both"/>
+    </w:pPr>
+    <w:rPr>
+      <w:sz w:val="20"/>
+      <w:szCs w:val="20"/>
+    </w:rPr>
+  </w:style>
+  <w:style w:type="character" w:customStyle="1" w:styleId="CommentTextChar">
+    <w:name w:val="Comment Text Char"/>
+    <w:basedOn w:val="DefaultParagraphFont"/>
+    <w:link w:val="CommentText"/>
+    <w:uiPriority w:val="99"/>
+    <w:rsid w:val="00925058"/>
+    <w:rPr>
+      <w:sz w:val="20"/>
+      <w:szCs w:val="20"/>
+      <w:lang w:val="en-GB"/>
+    </w:rPr>
+  </w:style>
+  <w:style w:type="paragraph" w:styleId="CommentSubject">
+    <w:name w:val="annotation subject"/>
+    <w:basedOn w:val="CommentText"/>
+    <w:next w:val="CommentText"/>
+    <w:link w:val="CommentSubjectChar"/>
+    <w:uiPriority w:val="99"/>
+    <w:semiHidden/>
+    <w:unhideWhenUsed/>
+    <w:rsid w:val="002813A4"/>
+    <w:pPr>
+      <w:spacing w:after="160"/>
+      <w:jc w:val="left"/>
+    </w:pPr>
+    <w:rPr>
+      <w:b/>
+      <w:bCs/>
+    </w:rPr>
+  </w:style>
+  <w:style w:type="character" w:customStyle="1" w:styleId="CommentSubjectChar">
+    <w:name w:val="Comment Subject Char"/>
+    <w:basedOn w:val="CommentTextChar"/>
+    <w:link w:val="CommentSubject"/>
+    <w:uiPriority w:val="99"/>
+    <w:semiHidden/>
+    <w:rsid w:val="002813A4"/>
+    <w:rPr>
+      <w:b/>
+      <w:bCs/>
+      <w:sz w:val="20"/>
+      <w:szCs w:val="20"/>
+      <w:lang w:val="en-GB"/>
+    </w:rPr>
+  </w:style>
+  <w:style w:type="character" w:styleId="Hyperlink">
+    <w:name w:val="Hyperlink"/>
+    <w:basedOn w:val="DefaultParagraphFont"/>
+    <w:uiPriority w:val="99"/>
+    <w:unhideWhenUsed/>
+    <w:rsid w:val="001218BA"/>
+    <w:rPr>
+      <w:color w:val="0563C1" w:themeColor="hyperlink"/>
+      <w:u w:val="single"/>
+    </w:rPr>
+  </w:style>
+  <w:style w:type="character" w:styleId="UnresolvedMention">
+    <w:name w:val="Unresolved Mention"/>
+    <w:basedOn w:val="DefaultParagraphFont"/>
+    <w:uiPriority w:val="99"/>
+    <w:semiHidden/>
+    <w:unhideWhenUsed/>
+    <w:rsid w:val="001218BA"/>
+    <w:rPr>
+      <w:color w:val="605E5C"/>
+      <w:shd w:val="clear" w:color="auto" w:fill="E1DFDD"/>
+    </w:rPr>
+  </w:style>
 </w:styles>
 </file>
 
